--- a/Assigment22-9/lab02_01_agents/Document1.docx
+++ b/Assigment22-9/lab02_01_agents/Document1.docx
@@ -63,7 +63,7 @@
     </w:p>
     <w:p>
       <w:pPr>
-        <w:pStyle w:val="837"/>
+        <w:pStyle w:val="859"/>
         <w:pBdr/>
         <w:spacing/>
         <w:ind/>
@@ -3786,7 +3786,7 @@
     </w:p>
     <w:p>
       <w:pPr>
-        <w:pStyle w:val="837"/>
+        <w:pStyle w:val="859"/>
         <w:pBdr/>
         <w:spacing/>
         <w:ind/>
@@ -3918,7 +3918,7 @@
     </w:p>
     <w:p>
       <w:pPr>
-        <w:pStyle w:val="900"/>
+        <w:pStyle w:val="922"/>
         <w:numPr>
           <w:ilvl w:val="0"/>
           <w:numId w:val="1"/>
@@ -3952,7 +3952,7 @@
     </w:p>
     <w:p>
       <w:pPr>
-        <w:pStyle w:val="900"/>
+        <w:pStyle w:val="922"/>
         <w:numPr>
           <w:ilvl w:val="0"/>
           <w:numId w:val="1"/>
@@ -3974,7 +3974,7 @@
     </w:p>
     <w:p>
       <w:pPr>
-        <w:pStyle w:val="900"/>
+        <w:pStyle w:val="922"/>
         <w:numPr>
           <w:ilvl w:val="0"/>
           <w:numId w:val="1"/>
@@ -3996,7 +3996,7 @@
     </w:p>
     <w:p>
       <w:pPr>
-        <w:pStyle w:val="900"/>
+        <w:pStyle w:val="922"/>
         <w:numPr>
           <w:ilvl w:val="0"/>
           <w:numId w:val="1"/>
@@ -4018,7 +4018,7 @@
     </w:p>
     <w:p>
       <w:pPr>
-        <w:pStyle w:val="900"/>
+        <w:pStyle w:val="922"/>
         <w:numPr>
           <w:ilvl w:val="0"/>
           <w:numId w:val="1"/>
@@ -4040,7 +4040,7 @@
     </w:p>
     <w:p>
       <w:pPr>
-        <w:pStyle w:val="900"/>
+        <w:pStyle w:val="922"/>
         <w:numPr>
           <w:ilvl w:val="0"/>
           <w:numId w:val="1"/>
@@ -4062,7 +4062,7 @@
     </w:p>
     <w:p>
       <w:pPr>
-        <w:pStyle w:val="900"/>
+        <w:pStyle w:val="922"/>
         <w:numPr>
           <w:ilvl w:val="0"/>
           <w:numId w:val="1"/>
@@ -4416,7 +4416,7 @@
     </w:p>
     <w:p>
       <w:pPr>
-        <w:pStyle w:val="900"/>
+        <w:pStyle w:val="922"/>
         <w:numPr>
           <w:ilvl w:val="0"/>
           <w:numId w:val="2"/>
@@ -4535,7 +4535,7 @@
     </w:p>
     <w:p>
       <w:pPr>
-        <w:pStyle w:val="900"/>
+        <w:pStyle w:val="922"/>
         <w:numPr>
           <w:ilvl w:val="0"/>
           <w:numId w:val="2"/>
@@ -4598,7 +4598,7 @@
     </w:p>
     <w:p>
       <w:pPr>
-        <w:pStyle w:val="900"/>
+        <w:pStyle w:val="922"/>
         <w:numPr>
           <w:ilvl w:val="0"/>
           <w:numId w:val="2"/>
@@ -4709,7 +4709,7 @@
     </w:p>
     <w:p>
       <w:pPr>
-        <w:pStyle w:val="900"/>
+        <w:pStyle w:val="922"/>
         <w:numPr>
           <w:ilvl w:val="0"/>
           <w:numId w:val="2"/>
@@ -4827,7 +4827,7 @@
     </w:p>
     <w:p>
       <w:pPr>
-        <w:pStyle w:val="900"/>
+        <w:pStyle w:val="922"/>
         <w:numPr>
           <w:ilvl w:val="0"/>
           <w:numId w:val="2"/>
@@ -4978,7 +4978,7 @@
     </w:p>
     <w:p>
       <w:pPr>
-        <w:pStyle w:val="900"/>
+        <w:pStyle w:val="922"/>
         <w:numPr>
           <w:ilvl w:val="0"/>
           <w:numId w:val="2"/>
@@ -5495,7 +5495,7 @@
     </w:p>
     <w:p>
       <w:pPr>
-        <w:pStyle w:val="900"/>
+        <w:pStyle w:val="922"/>
         <w:numPr>
           <w:ilvl w:val="0"/>
           <w:numId w:val="3"/>
@@ -5558,7 +5558,7 @@
     </w:p>
     <w:p>
       <w:pPr>
-        <w:pStyle w:val="900"/>
+        <w:pStyle w:val="922"/>
         <w:numPr>
           <w:ilvl w:val="0"/>
           <w:numId w:val="3"/>
@@ -5749,7 +5749,7 @@
     </w:p>
     <w:p>
       <w:pPr>
-        <w:pStyle w:val="900"/>
+        <w:pStyle w:val="922"/>
         <w:numPr>
           <w:ilvl w:val="0"/>
           <w:numId w:val="3"/>
@@ -5860,7 +5860,7 @@
     </w:p>
     <w:p>
       <w:pPr>
-        <w:pStyle w:val="900"/>
+        <w:pStyle w:val="922"/>
         <w:numPr>
           <w:ilvl w:val="0"/>
           <w:numId w:val="3"/>
@@ -6871,13 +6871,6 @@
           <w:highlight w:val="none"/>
         </w:rPr>
       </w:pPr>
-      <w:r>
-        <w:rPr>
-          <w:sz w:val="24"/>
-          <w:szCs w:val="24"/>
-          <w:highlight w:val="none"/>
-        </w:rPr>
-      </w:r>
       <w:r>
         <w:rPr>
           <w:sz w:val="24"/>
@@ -6974,283 +6967,112 @@
         <w:pBdr/>
         <w:spacing/>
         <w:ind w:firstLine="0" w:left="0"/>
-        <w:rPr>
-          <w:sz w:val="24"/>
-          <w:szCs w:val="24"/>
-          <w:highlight w:val="none"/>
-        </w:rPr>
-      </w:pPr>
-      <w:r>
-        <w:rPr>
-          <w:sz w:val="24"/>
-          <w:szCs w:val="24"/>
-          <w:highlight w:val="none"/>
-        </w:rPr>
-        <w:t xml:space="preserve">Như </w:t>
-      </w:r>
-      <w:r>
-        <w:rPr>
-          <w:sz w:val="24"/>
-          <w:szCs w:val="24"/>
-          <w:highlight w:val="none"/>
-        </w:rPr>
-        <w:t xml:space="preserve">hình </w:t>
-      </w:r>
-      <w:r>
-        <w:rPr>
-          <w:sz w:val="24"/>
-          <w:szCs w:val="24"/>
-          <w:highlight w:val="none"/>
-        </w:rPr>
-        <w:t xml:space="preserve">trên </w:t>
-      </w:r>
-      <w:r>
-        <w:rPr>
-          <w:sz w:val="24"/>
-          <w:szCs w:val="24"/>
-          <w:highlight w:val="none"/>
-        </w:rPr>
-        <w:t xml:space="preserve">thì </w:t>
-      </w:r>
-      <w:r>
-        <w:rPr>
-          <w:sz w:val="24"/>
-          <w:szCs w:val="24"/>
-          <w:highlight w:val="none"/>
-        </w:rPr>
-        <w:t xml:space="preserve">chiến </w:t>
-      </w:r>
-      <w:r>
-        <w:rPr>
-          <w:sz w:val="24"/>
-          <w:szCs w:val="24"/>
-          <w:highlight w:val="none"/>
-        </w:rPr>
-        <w:t xml:space="preserve">lược </w:t>
-      </w:r>
-      <w:r>
-        <w:rPr>
-          <w:sz w:val="24"/>
-          <w:szCs w:val="24"/>
-          <w:highlight w:val="none"/>
-        </w:rPr>
-        <w:t xml:space="preserve">Lưu </w:t>
-      </w:r>
-      <w:r>
-        <w:rPr>
-          <w:sz w:val="24"/>
-          <w:szCs w:val="24"/>
-          <w:highlight w:val="none"/>
-        </w:rPr>
-        <w:t xml:space="preserve">trạng </w:t>
-      </w:r>
-      <w:r>
-        <w:rPr>
-          <w:sz w:val="24"/>
-          <w:szCs w:val="24"/>
-          <w:highlight w:val="none"/>
-        </w:rPr>
-        <w:t xml:space="preserve">thái </w:t>
-      </w:r>
-      <w:r>
-        <w:rPr>
-          <w:sz w:val="24"/>
-          <w:szCs w:val="24"/>
-          <w:highlight w:val="none"/>
-        </w:rPr>
-        <w:t xml:space="preserve">và </w:t>
-      </w:r>
-      <w:r>
-        <w:rPr>
-          <w:sz w:val="24"/>
-          <w:szCs w:val="24"/>
-          <w:highlight w:val="none"/>
-        </w:rPr>
-        <w:t xml:space="preserve">đi </w:t>
-      </w:r>
-      <w:r>
-        <w:rPr>
-          <w:sz w:val="24"/>
-          <w:szCs w:val="24"/>
-          <w:highlight w:val="none"/>
-        </w:rPr>
-        <w:t xml:space="preserve">zigzag </w:t>
-      </w:r>
-      <w:r>
-        <w:rPr>
-          <w:sz w:val="24"/>
-          <w:szCs w:val="24"/>
-          <w:highlight w:val="none"/>
-        </w:rPr>
-        <w:t xml:space="preserve">có </w:t>
-      </w:r>
-      <w:r>
-        <w:rPr>
-          <w:sz w:val="24"/>
-          <w:szCs w:val="24"/>
-          <w:highlight w:val="none"/>
-        </w:rPr>
-        <w:t xml:space="preserve">vẻ </w:t>
-      </w:r>
-      <w:r>
-        <w:rPr>
-          <w:sz w:val="24"/>
-          <w:szCs w:val="24"/>
-          <w:highlight w:val="none"/>
-        </w:rPr>
-        <w:t xml:space="preserve">tốt </w:t>
-      </w:r>
-      <w:r>
-        <w:rPr>
-          <w:sz w:val="24"/>
-          <w:szCs w:val="24"/>
-          <w:highlight w:val="none"/>
-        </w:rPr>
-        <w:t xml:space="preserve">nhất </w:t>
-      </w:r>
-      <w:r>
-        <w:rPr>
-          <w:sz w:val="24"/>
-          <w:szCs w:val="24"/>
-          <w:highlight w:val="none"/>
-        </w:rPr>
-        <w:t xml:space="preserve">bởi </w:t>
-      </w:r>
-      <w:r>
-        <w:rPr>
-          <w:sz w:val="24"/>
-          <w:szCs w:val="24"/>
-          <w:highlight w:val="none"/>
-        </w:rPr>
-        <w:t xml:space="preserve">vì </w:t>
-      </w:r>
-      <w:r>
-        <w:rPr>
-          <w:sz w:val="24"/>
-          <w:szCs w:val="24"/>
-          <w:highlight w:val="none"/>
-        </w:rPr>
-        <w:t xml:space="preserve">nó </w:t>
-      </w:r>
-      <w:r>
-        <w:rPr>
-          <w:sz w:val="24"/>
-          <w:szCs w:val="24"/>
-          <w:highlight w:val="none"/>
-        </w:rPr>
-        <w:t xml:space="preserve">nếu </w:t>
-      </w:r>
-      <w:r>
-        <w:rPr>
-          <w:sz w:val="24"/>
-          <w:szCs w:val="24"/>
-          <w:highlight w:val="none"/>
-        </w:rPr>
-        <w:t xml:space="preserve">số </w:t>
-      </w:r>
-      <w:r>
-        <w:rPr>
-          <w:sz w:val="24"/>
-          <w:szCs w:val="24"/>
-          <w:highlight w:val="none"/>
-        </w:rPr>
-        <w:t xml:space="preserve">lượng </w:t>
-      </w:r>
-      <w:r>
-        <w:rPr>
-          <w:sz w:val="24"/>
-          <w:szCs w:val="24"/>
-          <w:highlight w:val="none"/>
-        </w:rPr>
-        <w:t xml:space="preserve">đi </w:t>
-      </w:r>
-      <w:r>
-        <w:rPr>
-          <w:sz w:val="24"/>
-          <w:szCs w:val="24"/>
-          <w:highlight w:val="none"/>
-        </w:rPr>
-        <w:t xml:space="preserve">đ</w:t>
-      </w:r>
-      <w:r>
-        <w:rPr>
-          <w:sz w:val="24"/>
-          <w:szCs w:val="24"/>
-          <w:highlight w:val="none"/>
-        </w:rPr>
-        <w:t xml:space="preserve">ủ </w:t>
-      </w:r>
-      <w:r>
-        <w:rPr>
-          <w:sz w:val="24"/>
-          <w:szCs w:val="24"/>
-          <w:highlight w:val="none"/>
-        </w:rPr>
-        <w:t xml:space="preserve">lớn </w:t>
-      </w:r>
-      <w:r>
-        <w:rPr>
-          <w:sz w:val="24"/>
-          <w:szCs w:val="24"/>
-          <w:highlight w:val="none"/>
-        </w:rPr>
-        <w:t xml:space="preserve">thì </w:t>
-      </w:r>
-      <w:r>
-        <w:rPr>
-          <w:sz w:val="24"/>
-          <w:szCs w:val="24"/>
-          <w:highlight w:val="none"/>
-        </w:rPr>
-        <w:t xml:space="preserve">nó </w:t>
-      </w:r>
-      <w:r>
-        <w:rPr>
-          <w:sz w:val="24"/>
-          <w:szCs w:val="24"/>
-          <w:highlight w:val="none"/>
-        </w:rPr>
-        <w:t xml:space="preserve">sẽ </w:t>
-      </w:r>
-      <w:r>
-        <w:rPr>
-          <w:sz w:val="24"/>
-          <w:szCs w:val="24"/>
-          <w:highlight w:val="none"/>
-        </w:rPr>
-        <w:t xml:space="preserve">phủ </w:t>
-      </w:r>
-      <w:r>
-        <w:rPr>
-          <w:sz w:val="24"/>
-          <w:szCs w:val="24"/>
-          <w:highlight w:val="none"/>
-        </w:rPr>
-        <w:t xml:space="preserve">được </w:t>
-      </w:r>
-      <w:r>
-        <w:rPr>
-          <w:sz w:val="24"/>
-          <w:szCs w:val="24"/>
-          <w:highlight w:val="none"/>
-        </w:rPr>
-        <w:t xml:space="preserve">toàn </w:t>
-      </w:r>
-      <w:r>
-        <w:rPr>
-          <w:sz w:val="24"/>
-          <w:szCs w:val="24"/>
-          <w:highlight w:val="none"/>
-        </w:rPr>
-        <w:t xml:space="preserve">bộ</w:t>
-      </w:r>
-      <w:r>
-        <w:rPr>
-          <w:sz w:val="24"/>
-          <w:szCs w:val="24"/>
-          <w:highlight w:val="none"/>
-        </w:rPr>
-        <w:t xml:space="preserve">.</w:t>
+        <w:jc w:val="center"/>
+        <w:rPr>
+          <w:sz w:val="24"/>
+          <w:szCs w:val="24"/>
+          <w:highlight w:val="none"/>
+        </w:rPr>
+      </w:pPr>
+      <w:r>
+        <w:rPr>
+          <w:sz w:val="24"/>
+          <w:szCs w:val="24"/>
+          <w:highlight w:val="none"/>
+        </w:rPr>
+      </w:r>
+      <w:r>
+        <mc:AlternateContent>
+          <mc:Choice Requires="wpg">
+            <w:drawing>
+              <wp:inline xmlns:wp="http://schemas.openxmlformats.org/drawingml/2006/wordprocessingDrawing" distT="0" distB="0" distL="0" distR="0">
+                <wp:extent cx="3068756" cy="2087287"/>
+                <wp:effectExtent l="0" t="0" r="0" b="0"/>
+                <wp:docPr id="2" name=""/>
+                <wp:cNvGraphicFramePr>
+                  <a:graphicFrameLocks xmlns:a="http://schemas.openxmlformats.org/drawingml/2006/main" noChangeAspect="1"/>
+                </wp:cNvGraphicFramePr>
+                <a:graphic xmlns:a="http://schemas.openxmlformats.org/drawingml/2006/main">
+                  <a:graphicData uri="http://schemas.openxmlformats.org/drawingml/2006/picture">
+                    <pic:pic xmlns:pic="http://schemas.openxmlformats.org/drawingml/2006/picture">
+                      <pic:nvPicPr>
+                        <pic:cNvPr id="2059741015" name=""/>
+                        <pic:cNvPicPr>
+                          <a:picLocks noChangeAspect="1"/>
+                        </pic:cNvPicPr>
+                        <pic:nvPr/>
+                      </pic:nvPicPr>
+                      <pic:blipFill>
+                        <a:blip r:embed="rId10"/>
+                        <a:stretch/>
+                      </pic:blipFill>
+                      <pic:spPr bwMode="auto">
+                        <a:xfrm flipH="0" flipV="0">
+                          <a:off x="0" y="0"/>
+                          <a:ext cx="3068755" cy="2087286"/>
+                        </a:xfrm>
+                        <a:prstGeom prst="rect">
+                          <a:avLst/>
+                        </a:prstGeom>
+                      </pic:spPr>
+                    </pic:pic>
+                  </a:graphicData>
+                </a:graphic>
+              </wp:inline>
+            </w:drawing>
+          </mc:Choice>
+          <mc:Fallback>
+            <w:pict>
+              <v:shapetype id="_x0000_t75" coordsize="21600,21600" o:spt="75" o:preferrelative="t" path="m@4@5l@4@11@9@11@9@5xe" filled="f" stroked="f">
+                <v:stroke joinstyle="miter"/>
+                <v:formulas>
+                  <v:f eqn="if lineDrawn pixelLineWidth 0"/>
+                  <v:f eqn="sum @0 1 0"/>
+                  <v:f eqn="sum 0 0 @1"/>
+                  <v:f eqn="prod @2 1 2"/>
+                  <v:f eqn="prod @3 21600 pixelWidth"/>
+                  <v:f eqn="prod @3 21600 pixelHeight"/>
+                  <v:f eqn="sum @0 0 1"/>
+                  <v:f eqn="prod @6 1 2"/>
+                  <v:f eqn="prod @7 21600 pixelWidth"/>
+                  <v:f eqn="sum @8 21600 0"/>
+                  <v:f eqn="prod @7 21600 pixelHeight"/>
+                  <v:f eqn="sum @10 21600 0"/>
+                </v:formulas>
+                <v:path o:extrusionok="f" gradientshapeok="t" o:connecttype="rect"/>
+                <o:lock v:ext="edit" aspectratio="t"/>
+              </v:shapetype>
+              <v:shape id="_x0000_i1" o:spid="_x0000_s1" type="#_x0000_t75" style="width:241.63pt;height:164.35pt;mso-wrap-distance-left:0.00pt;mso-wrap-distance-top:0.00pt;mso-wrap-distance-right:0.00pt;mso-wrap-distance-bottom:0.00pt;z-index:1;" stroked="false">
+                <v:imagedata r:id="rId10" o:title=""/>
+                <o:lock v:ext="edit" rotation="t"/>
+              </v:shape>
+            </w:pict>
+          </mc:Fallback>
+        </mc:AlternateContent>
+      </w:r>
+      <w:r>
+        <w:rPr>
+          <w:sz w:val="24"/>
+          <w:szCs w:val="24"/>
+          <w:highlight w:val="none"/>
+        </w:rPr>
+      </w:r>
+      <w:r/>
+      <w:r/>
+      <w:r/>
+      <w:r>
+        <w:rPr>
+          <w:sz w:val="24"/>
+          <w:szCs w:val="24"/>
+          <w:highlight w:val="none"/>
+        </w:rPr>
+      </w:r>
+      <w:r>
+        <w:rPr>
+          <w:sz w:val="24"/>
+          <w:szCs w:val="24"/>
+          <w:highlight w:val="none"/>
+        </w:rPr>
       </w:r>
       <w:r>
         <w:rPr>
@@ -7262,7 +7084,305 @@
     </w:p>
     <w:p>
       <w:pPr>
-        <w:pStyle w:val="838"/>
+        <w:pBdr/>
+        <w:spacing/>
+        <w:ind w:firstLine="0" w:left="0"/>
+        <w:rPr>
+          <w:sz w:val="24"/>
+          <w:szCs w:val="24"/>
+          <w:highlight w:val="none"/>
+        </w:rPr>
+      </w:pPr>
+      <w:r>
+        <w:rPr>
+          <w:sz w:val="24"/>
+          <w:szCs w:val="24"/>
+          <w:highlight w:val="none"/>
+        </w:rPr>
+        <w:t xml:space="preserve">Như </w:t>
+      </w:r>
+      <w:r>
+        <w:rPr>
+          <w:sz w:val="24"/>
+          <w:szCs w:val="24"/>
+          <w:highlight w:val="none"/>
+        </w:rPr>
+        <w:t xml:space="preserve">hình </w:t>
+      </w:r>
+      <w:r>
+        <w:rPr>
+          <w:sz w:val="24"/>
+          <w:szCs w:val="24"/>
+          <w:highlight w:val="none"/>
+        </w:rPr>
+        <w:t xml:space="preserve">trên </w:t>
+      </w:r>
+      <w:r>
+        <w:rPr>
+          <w:sz w:val="24"/>
+          <w:szCs w:val="24"/>
+          <w:highlight w:val="none"/>
+        </w:rPr>
+        <w:t xml:space="preserve">thì </w:t>
+      </w:r>
+      <w:r>
+        <w:rPr>
+          <w:sz w:val="24"/>
+          <w:szCs w:val="24"/>
+          <w:highlight w:val="none"/>
+        </w:rPr>
+        <w:t xml:space="preserve">chiến </w:t>
+      </w:r>
+      <w:r>
+        <w:rPr>
+          <w:sz w:val="24"/>
+          <w:szCs w:val="24"/>
+          <w:highlight w:val="none"/>
+        </w:rPr>
+        <w:t xml:space="preserve">lược </w:t>
+      </w:r>
+      <w:r>
+        <w:rPr>
+          <w:sz w:val="24"/>
+          <w:szCs w:val="24"/>
+          <w:highlight w:val="none"/>
+        </w:rPr>
+        <w:t xml:space="preserve">Lưu </w:t>
+      </w:r>
+      <w:r>
+        <w:rPr>
+          <w:sz w:val="24"/>
+          <w:szCs w:val="24"/>
+          <w:highlight w:val="none"/>
+        </w:rPr>
+        <w:t xml:space="preserve">trạng </w:t>
+      </w:r>
+      <w:r>
+        <w:rPr>
+          <w:sz w:val="24"/>
+          <w:szCs w:val="24"/>
+          <w:highlight w:val="none"/>
+        </w:rPr>
+        <w:t xml:space="preserve">thái </w:t>
+      </w:r>
+      <w:r>
+        <w:rPr>
+          <w:sz w:val="24"/>
+          <w:szCs w:val="24"/>
+          <w:highlight w:val="none"/>
+        </w:rPr>
+        <w:t xml:space="preserve">và </w:t>
+      </w:r>
+      <w:r>
+        <w:rPr>
+          <w:sz w:val="24"/>
+          <w:szCs w:val="24"/>
+          <w:highlight w:val="none"/>
+        </w:rPr>
+        <w:t xml:space="preserve">đi </w:t>
+      </w:r>
+      <w:r>
+        <w:rPr>
+          <w:sz w:val="24"/>
+          <w:szCs w:val="24"/>
+          <w:highlight w:val="none"/>
+        </w:rPr>
+        <w:t xml:space="preserve">zigzag </w:t>
+      </w:r>
+      <w:r>
+        <w:rPr>
+          <w:sz w:val="24"/>
+          <w:szCs w:val="24"/>
+          <w:highlight w:val="none"/>
+        </w:rPr>
+        <w:t xml:space="preserve">có </w:t>
+      </w:r>
+      <w:r>
+        <w:rPr>
+          <w:sz w:val="24"/>
+          <w:szCs w:val="24"/>
+          <w:highlight w:val="none"/>
+        </w:rPr>
+        <w:t xml:space="preserve">vẻ </w:t>
+      </w:r>
+      <w:r>
+        <w:rPr>
+          <w:sz w:val="24"/>
+          <w:szCs w:val="24"/>
+          <w:highlight w:val="none"/>
+        </w:rPr>
+        <w:t xml:space="preserve">tốt </w:t>
+      </w:r>
+      <w:r>
+        <w:rPr>
+          <w:sz w:val="24"/>
+          <w:szCs w:val="24"/>
+          <w:highlight w:val="none"/>
+        </w:rPr>
+        <w:t xml:space="preserve">nhất </w:t>
+      </w:r>
+      <w:r>
+        <w:rPr>
+          <w:sz w:val="24"/>
+          <w:szCs w:val="24"/>
+          <w:highlight w:val="none"/>
+        </w:rPr>
+        <w:t xml:space="preserve">bởi </w:t>
+      </w:r>
+      <w:r>
+        <w:rPr>
+          <w:sz w:val="24"/>
+          <w:szCs w:val="24"/>
+          <w:highlight w:val="none"/>
+        </w:rPr>
+        <w:t xml:space="preserve">vì </w:t>
+      </w:r>
+      <w:r>
+        <w:rPr>
+          <w:sz w:val="24"/>
+          <w:szCs w:val="24"/>
+          <w:highlight w:val="none"/>
+        </w:rPr>
+        <w:t xml:space="preserve">nó </w:t>
+      </w:r>
+      <w:r>
+        <w:rPr>
+          <w:sz w:val="24"/>
+          <w:szCs w:val="24"/>
+          <w:highlight w:val="none"/>
+        </w:rPr>
+        <w:t xml:space="preserve">nếu </w:t>
+      </w:r>
+      <w:r>
+        <w:rPr>
+          <w:sz w:val="24"/>
+          <w:szCs w:val="24"/>
+          <w:highlight w:val="none"/>
+        </w:rPr>
+        <w:t xml:space="preserve">số </w:t>
+      </w:r>
+      <w:r>
+        <w:rPr>
+          <w:sz w:val="24"/>
+          <w:szCs w:val="24"/>
+          <w:highlight w:val="none"/>
+        </w:rPr>
+        <w:t xml:space="preserve">lượng </w:t>
+      </w:r>
+      <w:r>
+        <w:rPr>
+          <w:sz w:val="24"/>
+          <w:szCs w:val="24"/>
+          <w:highlight w:val="none"/>
+        </w:rPr>
+        <w:t xml:space="preserve">đi </w:t>
+      </w:r>
+      <w:r>
+        <w:rPr>
+          <w:sz w:val="24"/>
+          <w:szCs w:val="24"/>
+          <w:highlight w:val="none"/>
+        </w:rPr>
+        <w:t xml:space="preserve">đ</w:t>
+      </w:r>
+      <w:r>
+        <w:rPr>
+          <w:sz w:val="24"/>
+          <w:szCs w:val="24"/>
+          <w:highlight w:val="none"/>
+        </w:rPr>
+        <w:t xml:space="preserve">ủ </w:t>
+      </w:r>
+      <w:r>
+        <w:rPr>
+          <w:sz w:val="24"/>
+          <w:szCs w:val="24"/>
+          <w:highlight w:val="none"/>
+        </w:rPr>
+        <w:t xml:space="preserve">lớn </w:t>
+      </w:r>
+      <w:r>
+        <w:rPr>
+          <w:sz w:val="24"/>
+          <w:szCs w:val="24"/>
+          <w:highlight w:val="none"/>
+        </w:rPr>
+        <w:t xml:space="preserve">thì </w:t>
+      </w:r>
+      <w:r>
+        <w:rPr>
+          <w:sz w:val="24"/>
+          <w:szCs w:val="24"/>
+          <w:highlight w:val="none"/>
+        </w:rPr>
+        <w:t xml:space="preserve">nó </w:t>
+      </w:r>
+      <w:r>
+        <w:rPr>
+          <w:sz w:val="24"/>
+          <w:szCs w:val="24"/>
+          <w:highlight w:val="none"/>
+        </w:rPr>
+        <w:t xml:space="preserve">sẽ </w:t>
+      </w:r>
+      <w:r>
+        <w:rPr>
+          <w:sz w:val="24"/>
+          <w:szCs w:val="24"/>
+          <w:highlight w:val="none"/>
+        </w:rPr>
+        <w:t xml:space="preserve">phủ </w:t>
+      </w:r>
+      <w:r>
+        <w:rPr>
+          <w:sz w:val="24"/>
+          <w:szCs w:val="24"/>
+          <w:highlight w:val="none"/>
+        </w:rPr>
+        <w:t xml:space="preserve">được </w:t>
+      </w:r>
+      <w:r>
+        <w:rPr>
+          <w:sz w:val="24"/>
+          <w:szCs w:val="24"/>
+          <w:highlight w:val="none"/>
+        </w:rPr>
+        <w:t xml:space="preserve">toàn </w:t>
+      </w:r>
+      <w:r>
+        <w:rPr>
+          <w:sz w:val="24"/>
+          <w:szCs w:val="24"/>
+          <w:highlight w:val="none"/>
+        </w:rPr>
+        <w:t xml:space="preserve">bộ</w:t>
+      </w:r>
+      <w:r>
+        <w:rPr>
+          <w:sz w:val="24"/>
+          <w:szCs w:val="24"/>
+          <w:highlight w:val="none"/>
+        </w:rPr>
+        <w:t xml:space="preserve">.</w:t>
+      </w:r>
+      <w:r>
+        <w:rPr>
+          <w:sz w:val="24"/>
+          <w:szCs w:val="24"/>
+          <w:highlight w:val="none"/>
+        </w:rPr>
+      </w:r>
+      <w:r>
+        <w:rPr>
+          <w:sz w:val="24"/>
+          <w:szCs w:val="24"/>
+          <w:highlight w:val="none"/>
+        </w:rPr>
+      </w:r>
+    </w:p>
+    <w:p>
+      <w:pPr>
+        <w:pStyle w:val="860"/>
         <w:pBdr>
           <w:top w:val="none" w:color="000000" w:sz="4" w:space="0"/>
           <w:left w:val="none" w:color="000000" w:sz="4" w:space="0"/>
@@ -7299,10 +7419,19 @@
           <w:szCs w:val="24"/>
         </w:rPr>
       </w:r>
+      <w:r>
+        <w:rPr>
+          <w:rFonts w:ascii="Ubuntu" w:hAnsi="Ubuntu" w:cs="Ubuntu"/>
+          <w:b w:val="0"/>
+          <w:bCs w:val="0"/>
+          <w:sz w:val="24"/>
+          <w:szCs w:val="24"/>
+        </w:rPr>
+      </w:r>
     </w:p>
     <w:p>
       <w:pPr>
-        <w:pStyle w:val="839"/>
+        <w:pStyle w:val="861"/>
         <w:pBdr>
           <w:top w:val="none" w:color="000000" w:sz="4" w:space="0"/>
           <w:left w:val="none" w:color="000000" w:sz="4" w:space="0"/>
@@ -7339,10 +7468,19 @@
           <w:szCs w:val="24"/>
         </w:rPr>
       </w:r>
+      <w:r>
+        <w:rPr>
+          <w:rFonts w:ascii="Ubuntu" w:hAnsi="Ubuntu" w:cs="Ubuntu"/>
+          <w:b w:val="0"/>
+          <w:bCs w:val="0"/>
+          <w:sz w:val="24"/>
+          <w:szCs w:val="24"/>
+        </w:rPr>
+      </w:r>
     </w:p>
     <w:p>
       <w:pPr>
-        <w:pStyle w:val="900"/>
+        <w:pStyle w:val="922"/>
         <w:numPr>
           <w:ilvl w:val="0"/>
           <w:numId w:val="6"/>
@@ -7393,10 +7531,18 @@
           <w:szCs w:val="24"/>
         </w:rPr>
       </w:r>
+      <w:r>
+        <w:rPr>
+          <w:rFonts w:ascii="Ubuntu" w:hAnsi="Ubuntu" w:cs="Ubuntu"/>
+          <w:b w:val="0"/>
+          <w:bCs w:val="0"/>
+          <w:szCs w:val="24"/>
+        </w:rPr>
+      </w:r>
     </w:p>
     <w:p>
       <w:pPr>
-        <w:pStyle w:val="900"/>
+        <w:pStyle w:val="922"/>
         <w:numPr>
           <w:ilvl w:val="0"/>
           <w:numId w:val="6"/>
@@ -7430,6 +7576,14 @@
       </w:r>
       <w:r>
         <w:rPr>
+          <w:sz w:val="24"/>
+          <w:szCs w:val="24"/>
+          <w:highlight w:val="none"/>
+        </w:rPr>
+        <w:t xml:space="preserve">Reflex-Based Agents</w:t>
+      </w:r>
+      <w:r>
+        <w:rPr>
           <w:rFonts w:ascii="Ubuntu" w:hAnsi="Ubuntu" w:eastAsia="Ubuntu" w:cs="Ubuntu"/>
           <w:b w:val="0"/>
           <w:bCs w:val="0"/>
@@ -7438,16 +7592,8 @@
           <w:szCs w:val="24"/>
           <w:highlight w:val="none"/>
         </w:rPr>
-      </w:r>
-      <w:r>
-        <w:rPr>
-          <w:sz w:val="24"/>
-          <w:szCs w:val="24"/>
-          <w:highlight w:val="none"/>
-        </w:rPr>
-        <w:t xml:space="preserve">Reflex-Based Agents</w:t>
-      </w:r>
-      <w:r/>
+        <w:t xml:space="preserve">: </w:t>
+      </w:r>
       <w:r>
         <w:rPr>
           <w:rFonts w:ascii="Ubuntu" w:hAnsi="Ubuntu" w:eastAsia="Ubuntu" w:cs="Ubuntu"/>
@@ -7456,9 +7602,8 @@
           <w:color w:val="000000"/>
           <w:sz w:val="24"/>
           <w:szCs w:val="24"/>
-          <w:highlight w:val="none"/>
-        </w:rPr>
-        <w:t xml:space="preserve">: </w:t>
+        </w:rPr>
+        <w:t xml:space="preserve">không quan tâm kích thước phòng, vì nó chọn hành động ngẫu nhiên </w:t>
       </w:r>
       <w:r>
         <w:rPr>
@@ -7469,7 +7614,7 @@
           <w:sz w:val="24"/>
           <w:szCs w:val="24"/>
         </w:rPr>
-        <w:t xml:space="preserve">không quan tâm kích thước phòng, vì nó chọn hành động ngẫu nhiên </w:t>
+        <w:t xml:space="preserve">từ </w:t>
       </w:r>
       <w:r>
         <w:rPr>
@@ -7480,7 +7625,7 @@
           <w:sz w:val="24"/>
           <w:szCs w:val="24"/>
         </w:rPr>
-        <w:t xml:space="preserve">từ </w:t>
+        <w:t xml:space="preserve">các </w:t>
       </w:r>
       <w:r>
         <w:rPr>
@@ -7491,7 +7636,7 @@
           <w:sz w:val="24"/>
           <w:szCs w:val="24"/>
         </w:rPr>
-        <w:t xml:space="preserve">các </w:t>
+        <w:t xml:space="preserve">h</w:t>
       </w:r>
       <w:r>
         <w:rPr>
@@ -7502,7 +7647,7 @@
           <w:sz w:val="24"/>
           <w:szCs w:val="24"/>
         </w:rPr>
-        <w:t xml:space="preserve">h</w:t>
+        <w:t xml:space="preserve">ành </w:t>
       </w:r>
       <w:r>
         <w:rPr>
@@ -7513,7 +7658,7 @@
           <w:sz w:val="24"/>
           <w:szCs w:val="24"/>
         </w:rPr>
-        <w:t xml:space="preserve">ành </w:t>
+        <w:t xml:space="preserve">động </w:t>
       </w:r>
       <w:r>
         <w:rPr>
@@ -7524,7 +7669,7 @@
           <w:sz w:val="24"/>
           <w:szCs w:val="24"/>
         </w:rPr>
-        <w:t xml:space="preserve">động </w:t>
+        <w:t xml:space="preserve">đã </w:t>
       </w:r>
       <w:r>
         <w:rPr>
@@ -7535,7 +7680,7 @@
           <w:sz w:val="24"/>
           <w:szCs w:val="24"/>
         </w:rPr>
-        <w:t xml:space="preserve">đã </w:t>
+        <w:t xml:space="preserve">đi </w:t>
       </w:r>
       <w:r>
         <w:rPr>
@@ -7546,7 +7691,7 @@
           <w:sz w:val="24"/>
           <w:szCs w:val="24"/>
         </w:rPr>
-        <w:t xml:space="preserve">đi </w:t>
+        <w:t xml:space="preserve">trước</w:t>
       </w:r>
       <w:r>
         <w:rPr>
@@ -7557,30 +7702,7 @@
           <w:sz w:val="24"/>
           <w:szCs w:val="24"/>
         </w:rPr>
-        <w:t xml:space="preserve">trước</w:t>
-      </w:r>
-      <w:r>
-        <w:rPr>
-          <w:rFonts w:ascii="Ubuntu" w:hAnsi="Ubuntu" w:eastAsia="Ubuntu" w:cs="Ubuntu"/>
-          <w:b w:val="0"/>
-          <w:bCs w:val="0"/>
-          <w:color w:val="000000"/>
-          <w:sz w:val="24"/>
-          <w:szCs w:val="24"/>
-        </w:rPr>
         <w:t xml:space="preserve">. </w:t>
-      </w:r>
-      <w:r/>
-      <w:r>
-        <w:rPr>
-          <w:rFonts w:ascii="Ubuntu" w:hAnsi="Ubuntu" w:eastAsia="Ubuntu" w:cs="Ubuntu"/>
-          <w:b w:val="0"/>
-          <w:bCs w:val="0"/>
-          <w:color w:val="000000"/>
-          <w:sz w:val="24"/>
-          <w:szCs w:val="24"/>
-          <w:highlight w:val="none"/>
-        </w:rPr>
       </w:r>
       <w:r>
         <w:rPr>
@@ -7593,39 +7715,6 @@
       </w:r>
       <w:r>
         <w:rPr>
-          <w:rFonts w:ascii="Ubuntu" w:hAnsi="Ubuntu" w:eastAsia="Ubuntu" w:cs="Ubuntu"/>
-          <w:b w:val="0"/>
-          <w:bCs w:val="0"/>
-          <w:color w:val="000000"/>
-          <w:sz w:val="24"/>
-          <w:szCs w:val="24"/>
-          <w:highlight w:val="none"/>
-        </w:rPr>
-      </w:r>
-      <w:r>
-        <w:rPr>
-          <w:rFonts w:ascii="Ubuntu" w:hAnsi="Ubuntu" w:eastAsia="Ubuntu" w:cs="Ubuntu"/>
-          <w:b w:val="0"/>
-          <w:bCs w:val="0"/>
-          <w:color w:val="000000"/>
-          <w:sz w:val="24"/>
-          <w:szCs w:val="24"/>
-          <w:highlight w:val="none"/>
-        </w:rPr>
-      </w:r>
-      <w:r>
-        <w:rPr>
-          <w:rFonts w:ascii="Ubuntu" w:hAnsi="Ubuntu" w:eastAsia="Ubuntu" w:cs="Ubuntu"/>
-          <w:b w:val="0"/>
-          <w:bCs w:val="0"/>
-          <w:color w:val="000000"/>
-          <w:sz w:val="24"/>
-          <w:szCs w:val="24"/>
-          <w:highlight w:val="none"/>
-        </w:rPr>
-      </w:r>
-      <w:r>
-        <w:rPr>
           <w:rFonts w:ascii="Ubuntu" w:hAnsi="Ubuntu" w:cs="Ubuntu"/>
           <w:b w:val="0"/>
           <w:bCs w:val="0"/>
@@ -7636,7 +7725,7 @@
     </w:p>
     <w:p>
       <w:pPr>
-        <w:pStyle w:val="900"/>
+        <w:pStyle w:val="922"/>
         <w:numPr>
           <w:ilvl w:val="0"/>
           <w:numId w:val="6"/>
@@ -7775,10 +7864,18 @@
           <w:szCs w:val="24"/>
         </w:rPr>
       </w:r>
+      <w:r>
+        <w:rPr>
+          <w:rFonts w:ascii="Ubuntu" w:hAnsi="Ubuntu" w:cs="Ubuntu"/>
+          <w:b w:val="0"/>
+          <w:bCs w:val="0"/>
+          <w:szCs w:val="24"/>
+        </w:rPr>
+      </w:r>
     </w:p>
     <w:p>
       <w:pPr>
-        <w:pStyle w:val="839"/>
+        <w:pStyle w:val="861"/>
         <w:pBdr>
           <w:top w:val="none" w:color="000000" w:sz="4" w:space="0"/>
           <w:left w:val="none" w:color="000000" w:sz="4" w:space="0"/>
@@ -7815,10 +7912,19 @@
           <w:szCs w:val="24"/>
         </w:rPr>
       </w:r>
+      <w:r>
+        <w:rPr>
+          <w:rFonts w:ascii="Ubuntu" w:hAnsi="Ubuntu" w:cs="Ubuntu"/>
+          <w:b w:val="0"/>
+          <w:bCs w:val="0"/>
+          <w:sz w:val="24"/>
+          <w:szCs w:val="24"/>
+        </w:rPr>
+      </w:r>
     </w:p>
     <w:p>
       <w:pPr>
-        <w:pStyle w:val="900"/>
+        <w:pStyle w:val="922"/>
         <w:numPr>
           <w:ilvl w:val="0"/>
           <w:numId w:val="7"/>
@@ -7869,10 +7975,18 @@
           <w:szCs w:val="24"/>
         </w:rPr>
       </w:r>
+      <w:r>
+        <w:rPr>
+          <w:rFonts w:ascii="Ubuntu" w:hAnsi="Ubuntu" w:cs="Ubuntu"/>
+          <w:b w:val="0"/>
+          <w:bCs w:val="0"/>
+          <w:szCs w:val="24"/>
+        </w:rPr>
+      </w:r>
     </w:p>
     <w:p>
       <w:pPr>
-        <w:pStyle w:val="900"/>
+        <w:pStyle w:val="922"/>
         <w:numPr>
           <w:ilvl w:val="0"/>
           <w:numId w:val="7"/>
@@ -7924,7 +8038,6 @@
         </w:rPr>
         <w:t xml:space="preserve">:</w:t>
       </w:r>
-      <w:r/>
       <w:r>
         <w:rPr>
           <w:rFonts w:ascii="Ubuntu" w:hAnsi="Ubuntu" w:eastAsia="Ubuntu" w:cs="Ubuntu"/>
@@ -8116,39 +8229,6 @@
       </w:r>
       <w:r>
         <w:rPr>
-          <w:rFonts w:ascii="Ubuntu" w:hAnsi="Ubuntu" w:eastAsia="Ubuntu" w:cs="Ubuntu"/>
-          <w:b w:val="0"/>
-          <w:bCs w:val="0"/>
-          <w:color w:val="000000"/>
-          <w:sz w:val="24"/>
-          <w:szCs w:val="24"/>
-          <w:highlight w:val="none"/>
-        </w:rPr>
-      </w:r>
-      <w:r>
-        <w:rPr>
-          <w:rFonts w:ascii="Ubuntu" w:hAnsi="Ubuntu" w:eastAsia="Ubuntu" w:cs="Ubuntu"/>
-          <w:b w:val="0"/>
-          <w:bCs w:val="0"/>
-          <w:color w:val="000000"/>
-          <w:sz w:val="24"/>
-          <w:szCs w:val="24"/>
-          <w:highlight w:val="none"/>
-        </w:rPr>
-      </w:r>
-      <w:r>
-        <w:rPr>
-          <w:rFonts w:ascii="Ubuntu" w:hAnsi="Ubuntu" w:eastAsia="Ubuntu" w:cs="Ubuntu"/>
-          <w:b w:val="0"/>
-          <w:bCs w:val="0"/>
-          <w:color w:val="000000"/>
-          <w:sz w:val="24"/>
-          <w:szCs w:val="24"/>
-          <w:highlight w:val="none"/>
-        </w:rPr>
-      </w:r>
-      <w:r>
-        <w:rPr>
           <w:rFonts w:ascii="Ubuntu" w:hAnsi="Ubuntu" w:cs="Ubuntu"/>
           <w:b w:val="0"/>
           <w:bCs w:val="0"/>
@@ -8159,7 +8239,7 @@
     </w:p>
     <w:p>
       <w:pPr>
-        <w:pStyle w:val="900"/>
+        <w:pStyle w:val="922"/>
         <w:numPr>
           <w:ilvl w:val="0"/>
           <w:numId w:val="7"/>
@@ -8210,10 +8290,18 @@
           <w:szCs w:val="24"/>
         </w:rPr>
       </w:r>
+      <w:r>
+        <w:rPr>
+          <w:rFonts w:ascii="Ubuntu" w:hAnsi="Ubuntu" w:cs="Ubuntu"/>
+          <w:b w:val="0"/>
+          <w:bCs w:val="0"/>
+          <w:szCs w:val="24"/>
+        </w:rPr>
+      </w:r>
     </w:p>
     <w:p>
       <w:pPr>
-        <w:pStyle w:val="839"/>
+        <w:pStyle w:val="861"/>
         <w:pBdr>
           <w:top w:val="none" w:color="000000" w:sz="4" w:space="0"/>
           <w:left w:val="none" w:color="000000" w:sz="4" w:space="0"/>
@@ -8250,10 +8338,19 @@
           <w:szCs w:val="24"/>
         </w:rPr>
       </w:r>
+      <w:r>
+        <w:rPr>
+          <w:rFonts w:ascii="Ubuntu" w:hAnsi="Ubuntu" w:cs="Ubuntu"/>
+          <w:b w:val="0"/>
+          <w:bCs w:val="0"/>
+          <w:sz w:val="24"/>
+          <w:szCs w:val="24"/>
+        </w:rPr>
+      </w:r>
     </w:p>
     <w:p>
       <w:pPr>
-        <w:pStyle w:val="900"/>
+        <w:pStyle w:val="922"/>
         <w:numPr>
           <w:ilvl w:val="0"/>
           <w:numId w:val="8"/>
@@ -8319,15 +8416,6 @@
       </w:r>
       <w:r>
         <w:rPr>
-          <w:rFonts w:ascii="Ubuntu" w:hAnsi="Ubuntu" w:eastAsia="Ubuntu" w:cs="Ubuntu"/>
-          <w:b w:val="0"/>
-          <w:bCs w:val="0"/>
-          <w:sz w:val="24"/>
-          <w:szCs w:val="24"/>
-        </w:rPr>
-      </w:r>
-      <w:r>
-        <w:rPr>
           <w:rFonts w:ascii="Ubuntu" w:hAnsi="Ubuntu" w:cs="Ubuntu"/>
           <w:b w:val="0"/>
           <w:bCs w:val="0"/>
@@ -8335,10 +8423,18 @@
           <w:szCs w:val="24"/>
         </w:rPr>
       </w:r>
+      <w:r>
+        <w:rPr>
+          <w:rFonts w:ascii="Ubuntu" w:hAnsi="Ubuntu" w:cs="Ubuntu"/>
+          <w:b w:val="0"/>
+          <w:bCs w:val="0"/>
+          <w:szCs w:val="24"/>
+        </w:rPr>
+      </w:r>
     </w:p>
     <w:p>
       <w:pPr>
-        <w:pStyle w:val="900"/>
+        <w:pStyle w:val="922"/>
         <w:numPr>
           <w:ilvl w:val="0"/>
           <w:numId w:val="8"/>
@@ -8389,7 +8485,6 @@
         </w:rPr>
         <w:t xml:space="preserve">:</w:t>
       </w:r>
-      <w:r/>
       <w:r>
         <w:rPr>
           <w:rFonts w:ascii="Ubuntu" w:hAnsi="Ubuntu" w:eastAsia="Ubuntu" w:cs="Ubuntu"/>
@@ -8399,6 +8494,7 @@
           <w:szCs w:val="24"/>
           <w:highlight w:val="none"/>
         </w:rPr>
+        <w:t xml:space="preserve">Có </w:t>
       </w:r>
       <w:r>
         <w:rPr>
@@ -8409,7 +8505,7 @@
           <w:szCs w:val="24"/>
           <w:highlight w:val="none"/>
         </w:rPr>
-        <w:t xml:space="preserve">Có </w:t>
+        <w:t xml:space="preserve">có </w:t>
       </w:r>
       <w:r>
         <w:rPr>
@@ -8420,7 +8516,7 @@
           <w:szCs w:val="24"/>
           <w:highlight w:val="none"/>
         </w:rPr>
-        <w:t xml:space="preserve">có </w:t>
+        <w:t xml:space="preserve">thể </w:t>
       </w:r>
       <w:r>
         <w:rPr>
@@ -8431,7 +8527,7 @@
           <w:szCs w:val="24"/>
           <w:highlight w:val="none"/>
         </w:rPr>
-        <w:t xml:space="preserve">thể </w:t>
+        <w:t xml:space="preserve">đổi </w:t>
       </w:r>
       <w:r>
         <w:rPr>
@@ -8442,7 +8538,7 @@
           <w:szCs w:val="24"/>
           <w:highlight w:val="none"/>
         </w:rPr>
-        <w:t xml:space="preserve">đổi </w:t>
+        <w:t xml:space="preserve">hướng </w:t>
       </w:r>
       <w:r>
         <w:rPr>
@@ -8453,7 +8549,7 @@
           <w:szCs w:val="24"/>
           <w:highlight w:val="none"/>
         </w:rPr>
-        <w:t xml:space="preserve">hướng </w:t>
+        <w:t xml:space="preserve">nhờ </w:t>
       </w:r>
       <w:r>
         <w:rPr>
@@ -8464,7 +8560,7 @@
           <w:szCs w:val="24"/>
           <w:highlight w:val="none"/>
         </w:rPr>
-        <w:t xml:space="preserve">nhờ </w:t>
+        <w:t xml:space="preserve">cơ </w:t>
       </w:r>
       <w:r>
         <w:rPr>
@@ -8475,7 +8571,7 @@
           <w:szCs w:val="24"/>
           <w:highlight w:val="none"/>
         </w:rPr>
-        <w:t xml:space="preserve">cơ </w:t>
+        <w:t xml:space="preserve">chế </w:t>
       </w:r>
       <w:r>
         <w:rPr>
@@ -8486,7 +8582,7 @@
           <w:szCs w:val="24"/>
           <w:highlight w:val="none"/>
         </w:rPr>
-        <w:t xml:space="preserve">chế </w:t>
+        <w:t xml:space="preserve">random </w:t>
       </w:r>
       <w:r>
         <w:rPr>
@@ -8497,7 +8593,7 @@
           <w:szCs w:val="24"/>
           <w:highlight w:val="none"/>
         </w:rPr>
-        <w:t xml:space="preserve">random </w:t>
+        <w:t xml:space="preserve">từ </w:t>
       </w:r>
       <w:r>
         <w:rPr>
@@ -8508,7 +8604,7 @@
           <w:szCs w:val="24"/>
           <w:highlight w:val="none"/>
         </w:rPr>
-        <w:t xml:space="preserve">từ </w:t>
+        <w:t xml:space="preserve">các </w:t>
       </w:r>
       <w:r>
         <w:rPr>
@@ -8519,7 +8615,7 @@
           <w:szCs w:val="24"/>
           <w:highlight w:val="none"/>
         </w:rPr>
-        <w:t xml:space="preserve">các </w:t>
+        <w:t xml:space="preserve">hướng </w:t>
       </w:r>
       <w:r>
         <w:rPr>
@@ -8530,7 +8626,7 @@
           <w:szCs w:val="24"/>
           <w:highlight w:val="none"/>
         </w:rPr>
-        <w:t xml:space="preserve">hướng </w:t>
+        <w:t xml:space="preserve">từ </w:t>
       </w:r>
       <w:r>
         <w:rPr>
@@ -8541,7 +8637,7 @@
           <w:szCs w:val="24"/>
           <w:highlight w:val="none"/>
         </w:rPr>
-        <w:t xml:space="preserve">từ </w:t>
+        <w:t xml:space="preserve">các </w:t>
       </w:r>
       <w:r>
         <w:rPr>
@@ -8552,7 +8648,7 @@
           <w:szCs w:val="24"/>
           <w:highlight w:val="none"/>
         </w:rPr>
-        <w:t xml:space="preserve">các </w:t>
+        <w:t xml:space="preserve">hướng </w:t>
       </w:r>
       <w:r>
         <w:rPr>
@@ -8563,7 +8659,7 @@
           <w:szCs w:val="24"/>
           <w:highlight w:val="none"/>
         </w:rPr>
-        <w:t xml:space="preserve">hướng </w:t>
+        <w:t xml:space="preserve">có </w:t>
       </w:r>
       <w:r>
         <w:rPr>
@@ -8574,7 +8670,7 @@
           <w:szCs w:val="24"/>
           <w:highlight w:val="none"/>
         </w:rPr>
-        <w:t xml:space="preserve">có </w:t>
+        <w:t xml:space="preserve">trước</w:t>
       </w:r>
       <w:r>
         <w:rPr>
@@ -8585,32 +8681,20 @@
           <w:szCs w:val="24"/>
           <w:highlight w:val="none"/>
         </w:rPr>
-        <w:t xml:space="preserve">trước</w:t>
-      </w:r>
-      <w:r>
-        <w:rPr>
-          <w:rFonts w:ascii="Ubuntu" w:hAnsi="Ubuntu" w:eastAsia="Ubuntu" w:cs="Ubuntu"/>
+      </w:r>
+      <w:r>
+        <w:rPr>
+          <w:rFonts w:ascii="Ubuntu" w:hAnsi="Ubuntu" w:cs="Ubuntu"/>
           <w:b w:val="0"/>
           <w:bCs w:val="0"/>
           <w:sz w:val="24"/>
           <w:szCs w:val="24"/>
-          <w:highlight w:val="none"/>
-        </w:rPr>
-      </w:r>
-      <w:r>
-        <w:rPr>
-          <w:rFonts w:ascii="Ubuntu" w:hAnsi="Ubuntu" w:eastAsia="Ubuntu" w:cs="Ubuntu"/>
-          <w:b w:val="0"/>
-          <w:bCs w:val="0"/>
-          <w:sz w:val="24"/>
-          <w:szCs w:val="24"/>
-          <w:highlight w:val="none"/>
         </w:rPr>
       </w:r>
     </w:p>
     <w:p>
       <w:pPr>
-        <w:pStyle w:val="900"/>
+        <w:pStyle w:val="922"/>
         <w:numPr>
           <w:ilvl w:val="0"/>
           <w:numId w:val="8"/>
@@ -8661,10 +8745,18 @@
           <w:szCs w:val="24"/>
         </w:rPr>
       </w:r>
+      <w:r>
+        <w:rPr>
+          <w:rFonts w:ascii="Ubuntu" w:hAnsi="Ubuntu" w:cs="Ubuntu"/>
+          <w:b w:val="0"/>
+          <w:bCs w:val="0"/>
+          <w:szCs w:val="24"/>
+        </w:rPr>
+      </w:r>
     </w:p>
     <w:p>
       <w:pPr>
-        <w:pStyle w:val="839"/>
+        <w:pStyle w:val="861"/>
         <w:pBdr>
           <w:top w:val="none" w:color="000000" w:sz="4" w:space="0"/>
           <w:left w:val="none" w:color="000000" w:sz="4" w:space="0"/>
@@ -8701,10 +8793,19 @@
           <w:szCs w:val="24"/>
         </w:rPr>
       </w:r>
+      <w:r>
+        <w:rPr>
+          <w:rFonts w:ascii="Ubuntu" w:hAnsi="Ubuntu" w:cs="Ubuntu"/>
+          <w:b w:val="0"/>
+          <w:bCs w:val="0"/>
+          <w:sz w:val="24"/>
+          <w:szCs w:val="24"/>
+        </w:rPr>
+      </w:r>
     </w:p>
     <w:p>
       <w:pPr>
-        <w:pStyle w:val="900"/>
+        <w:pStyle w:val="922"/>
         <w:numPr>
           <w:ilvl w:val="0"/>
           <w:numId w:val="9"/>
@@ -8766,10 +8867,18 @@
           <w:szCs w:val="24"/>
         </w:rPr>
       </w:r>
+      <w:r>
+        <w:rPr>
+          <w:rFonts w:ascii="Ubuntu" w:hAnsi="Ubuntu" w:cs="Ubuntu"/>
+          <w:b w:val="0"/>
+          <w:bCs w:val="0"/>
+          <w:szCs w:val="24"/>
+        </w:rPr>
+      </w:r>
     </w:p>
     <w:p>
       <w:pPr>
-        <w:pStyle w:val="900"/>
+        <w:pStyle w:val="922"/>
         <w:numPr>
           <w:ilvl w:val="0"/>
           <w:numId w:val="9"/>
@@ -8831,10 +8940,18 @@
           <w:szCs w:val="24"/>
         </w:rPr>
       </w:r>
+      <w:r>
+        <w:rPr>
+          <w:rFonts w:ascii="Ubuntu" w:hAnsi="Ubuntu" w:cs="Ubuntu"/>
+          <w:b w:val="0"/>
+          <w:bCs w:val="0"/>
+          <w:szCs w:val="24"/>
+        </w:rPr>
+      </w:r>
     </w:p>
     <w:p>
       <w:pPr>
-        <w:pStyle w:val="900"/>
+        <w:pStyle w:val="922"/>
         <w:numPr>
           <w:ilvl w:val="0"/>
           <w:numId w:val="9"/>
@@ -8885,10 +9002,18 @@
           <w:szCs w:val="24"/>
         </w:rPr>
       </w:r>
+      <w:r>
+        <w:rPr>
+          <w:rFonts w:ascii="Ubuntu" w:hAnsi="Ubuntu" w:cs="Ubuntu"/>
+          <w:b w:val="0"/>
+          <w:bCs w:val="0"/>
+          <w:szCs w:val="24"/>
+        </w:rPr>
+      </w:r>
     </w:p>
     <w:p>
       <w:pPr>
-        <w:pStyle w:val="900"/>
+        <w:pStyle w:val="922"/>
         <w:numPr>
           <w:ilvl w:val="0"/>
           <w:numId w:val="9"/>
@@ -8940,7 +9065,6 @@
         </w:rPr>
         <w:t xml:space="preserve">:</w:t>
       </w:r>
-      <w:r/>
       <w:r>
         <w:rPr>
           <w:rFonts w:ascii="Ubuntu" w:hAnsi="Ubuntu" w:eastAsia="Ubuntu" w:cs="Ubuntu"/>
@@ -9074,19 +9198,17 @@
       </w:r>
       <w:r>
         <w:rPr>
-          <w:rFonts w:ascii="Ubuntu" w:hAnsi="Ubuntu" w:eastAsia="Ubuntu" w:cs="Ubuntu"/>
+          <w:rFonts w:ascii="Ubuntu" w:hAnsi="Ubuntu" w:cs="Ubuntu"/>
           <w:b w:val="0"/>
           <w:bCs w:val="0"/>
-          <w:color w:val="000000"/>
-          <w:sz w:val="24"/>
-          <w:szCs w:val="24"/>
-          <w:highlight w:val="none"/>
+          <w:sz w:val="24"/>
+          <w:szCs w:val="24"/>
         </w:rPr>
       </w:r>
     </w:p>
     <w:p>
       <w:pPr>
-        <w:pStyle w:val="900"/>
+        <w:pStyle w:val="922"/>
         <w:numPr>
           <w:ilvl w:val="0"/>
           <w:numId w:val="9"/>
@@ -9137,10 +9259,18 @@
           <w:szCs w:val="24"/>
         </w:rPr>
       </w:r>
+      <w:r>
+        <w:rPr>
+          <w:rFonts w:ascii="Ubuntu" w:hAnsi="Ubuntu" w:cs="Ubuntu"/>
+          <w:b w:val="0"/>
+          <w:bCs w:val="0"/>
+          <w:szCs w:val="24"/>
+        </w:rPr>
+      </w:r>
     </w:p>
     <w:p>
       <w:pPr>
-        <w:pStyle w:val="839"/>
+        <w:pStyle w:val="861"/>
         <w:pBdr>
           <w:top w:val="none" w:color="000000" w:sz="4" w:space="0"/>
           <w:left w:val="none" w:color="000000" w:sz="4" w:space="0"/>
@@ -9177,10 +9307,19 @@
           <w:szCs w:val="24"/>
         </w:rPr>
       </w:r>
+      <w:r>
+        <w:rPr>
+          <w:rFonts w:ascii="Ubuntu" w:hAnsi="Ubuntu" w:cs="Ubuntu"/>
+          <w:b w:val="0"/>
+          <w:bCs w:val="0"/>
+          <w:sz w:val="24"/>
+          <w:szCs w:val="24"/>
+        </w:rPr>
+      </w:r>
     </w:p>
     <w:p>
       <w:pPr>
-        <w:pStyle w:val="900"/>
+        <w:pStyle w:val="922"/>
         <w:numPr>
           <w:ilvl w:val="0"/>
           <w:numId w:val="10"/>
@@ -9242,10 +9381,18 @@
           <w:szCs w:val="24"/>
         </w:rPr>
       </w:r>
+      <w:r>
+        <w:rPr>
+          <w:rFonts w:ascii="Ubuntu" w:hAnsi="Ubuntu" w:cs="Ubuntu"/>
+          <w:b w:val="0"/>
+          <w:bCs w:val="0"/>
+          <w:szCs w:val="24"/>
+        </w:rPr>
+      </w:r>
     </w:p>
     <w:p>
       <w:pPr>
-        <w:pStyle w:val="900"/>
+        <w:pStyle w:val="922"/>
         <w:numPr>
           <w:ilvl w:val="0"/>
           <w:numId w:val="10"/>
@@ -9307,10 +9454,18 @@
           <w:szCs w:val="24"/>
         </w:rPr>
       </w:r>
+      <w:r>
+        <w:rPr>
+          <w:rFonts w:ascii="Ubuntu" w:hAnsi="Ubuntu" w:cs="Ubuntu"/>
+          <w:b w:val="0"/>
+          <w:bCs w:val="0"/>
+          <w:szCs w:val="24"/>
+        </w:rPr>
+      </w:r>
     </w:p>
     <w:p>
       <w:pPr>
-        <w:pStyle w:val="900"/>
+        <w:pStyle w:val="922"/>
         <w:numPr>
           <w:ilvl w:val="0"/>
           <w:numId w:val="10"/>
@@ -9361,10 +9516,18 @@
           <w:szCs w:val="24"/>
         </w:rPr>
       </w:r>
+      <w:r>
+        <w:rPr>
+          <w:rFonts w:ascii="Ubuntu" w:hAnsi="Ubuntu" w:cs="Ubuntu"/>
+          <w:b w:val="0"/>
+          <w:bCs w:val="0"/>
+          <w:szCs w:val="24"/>
+        </w:rPr>
+      </w:r>
     </w:p>
     <w:p>
       <w:pPr>
-        <w:pStyle w:val="900"/>
+        <w:pStyle w:val="922"/>
         <w:numPr>
           <w:ilvl w:val="0"/>
           <w:numId w:val="10"/>
@@ -9416,7 +9579,6 @@
         </w:rPr>
         <w:t xml:space="preserve">:</w:t>
       </w:r>
-      <w:r/>
       <w:r>
         <w:rPr>
           <w:rFonts w:ascii="Ubuntu" w:hAnsi="Ubuntu" w:eastAsia="Ubuntu" w:cs="Ubuntu"/>
@@ -9478,19 +9640,17 @@
       </w:r>
       <w:r>
         <w:rPr>
-          <w:rFonts w:ascii="Ubuntu" w:hAnsi="Ubuntu" w:eastAsia="Ubuntu" w:cs="Ubuntu"/>
+          <w:rFonts w:ascii="Ubuntu" w:hAnsi="Ubuntu" w:cs="Ubuntu"/>
           <w:b w:val="0"/>
           <w:bCs w:val="0"/>
-          <w:color w:val="000000"/>
-          <w:sz w:val="24"/>
-          <w:szCs w:val="24"/>
-          <w:highlight w:val="none"/>
+          <w:sz w:val="24"/>
+          <w:szCs w:val="24"/>
         </w:rPr>
       </w:r>
     </w:p>
     <w:p>
       <w:pPr>
-        <w:pStyle w:val="900"/>
+        <w:pStyle w:val="922"/>
         <w:numPr>
           <w:ilvl w:val="0"/>
           <w:numId w:val="10"/>
@@ -9541,6 +9701,14 @@
           <w:szCs w:val="24"/>
         </w:rPr>
       </w:r>
+      <w:r>
+        <w:rPr>
+          <w:rFonts w:ascii="Ubuntu" w:hAnsi="Ubuntu" w:cs="Ubuntu"/>
+          <w:b w:val="0"/>
+          <w:bCs w:val="0"/>
+          <w:szCs w:val="24"/>
+        </w:rPr>
+      </w:r>
     </w:p>
     <w:p>
       <w:pPr>
@@ -9553,6 +9721,13 @@
           <w:highlight w:val="none"/>
         </w:rPr>
       </w:pPr>
+      <w:r>
+        <w:rPr>
+          <w:sz w:val="24"/>
+          <w:szCs w:val="24"/>
+          <w:highlight w:val="none"/>
+        </w:rPr>
+      </w:r>
       <w:r>
         <w:rPr>
           <w:sz w:val="24"/>
@@ -12209,9 +12384,9 @@
     <w:lsdException w:name="Bibliography" w:uiPriority="37"/>
     <w:lsdException w:name="TOC Heading" w:uiPriority="39" w:qFormat="1"/>
   </w:latentStyles>
-  <w:style w:type="table" w:styleId="711">
+  <w:style w:type="table" w:styleId="733">
     <w:name w:val="Table Grid"/>
-    <w:basedOn w:val="897"/>
+    <w:basedOn w:val="919"/>
     <w:uiPriority w:val="59"/>
     <w:pPr>
       <w:pBdr/>
@@ -12408,9 +12583,9 @@
       </w:tcPr>
     </w:tblStylePr>
   </w:style>
-  <w:style w:type="table" w:styleId="712">
+  <w:style w:type="table" w:styleId="734">
     <w:name w:val="Table Grid Light"/>
-    <w:basedOn w:val="897"/>
+    <w:basedOn w:val="919"/>
     <w:uiPriority w:val="59"/>
     <w:pPr>
       <w:pBdr/>
@@ -12607,9 +12782,9 @@
       </w:tcPr>
     </w:tblStylePr>
   </w:style>
-  <w:style w:type="table" w:styleId="713">
+  <w:style w:type="table" w:styleId="735">
     <w:name w:val="Plain Table 1"/>
-    <w:basedOn w:val="897"/>
+    <w:basedOn w:val="919"/>
     <w:uiPriority w:val="59"/>
     <w:pPr>
       <w:pBdr/>
@@ -12832,9 +13007,9 @@
       </w:tcPr>
     </w:tblStylePr>
   </w:style>
-  <w:style w:type="table" w:styleId="714">
+  <w:style w:type="table" w:styleId="736">
     <w:name w:val="Plain Table 2"/>
-    <w:basedOn w:val="897"/>
+    <w:basedOn w:val="919"/>
     <w:uiPriority w:val="59"/>
     <w:pPr>
       <w:pBdr/>
@@ -13065,9 +13240,9 @@
       </w:tcPr>
     </w:tblStylePr>
   </w:style>
-  <w:style w:type="table" w:styleId="715">
+  <w:style w:type="table" w:styleId="737">
     <w:name w:val="Plain Table 3"/>
-    <w:basedOn w:val="897"/>
+    <w:basedOn w:val="919"/>
     <w:uiPriority w:val="99"/>
     <w:pPr>
       <w:pBdr/>
@@ -13295,9 +13470,9 @@
       </w:tcPr>
     </w:tblStylePr>
   </w:style>
-  <w:style w:type="table" w:styleId="716">
+  <w:style w:type="table" w:styleId="738">
     <w:name w:val="Plain Table 4"/>
-    <w:basedOn w:val="897"/>
+    <w:basedOn w:val="919"/>
     <w:uiPriority w:val="99"/>
     <w:pPr>
       <w:pBdr/>
@@ -13511,9 +13686,9 @@
       </w:tcPr>
     </w:tblStylePr>
   </w:style>
-  <w:style w:type="table" w:styleId="717">
+  <w:style w:type="table" w:styleId="739">
     <w:name w:val="Plain Table 5"/>
-    <w:basedOn w:val="897"/>
+    <w:basedOn w:val="919"/>
     <w:uiPriority w:val="99"/>
     <w:pPr>
       <w:pBdr/>
@@ -13744,9 +13919,9 @@
       </w:tcPr>
     </w:tblStylePr>
   </w:style>
-  <w:style w:type="table" w:styleId="718">
+  <w:style w:type="table" w:styleId="740">
     <w:name w:val="Grid Table 1 Light"/>
-    <w:basedOn w:val="897"/>
+    <w:basedOn w:val="919"/>
     <w:uiPriority w:val="99"/>
     <w:pPr>
       <w:pBdr/>
@@ -13967,9 +14142,9 @@
       </w:tcPr>
     </w:tblStylePr>
   </w:style>
-  <w:style w:type="table" w:styleId="719">
+  <w:style w:type="table" w:styleId="741">
     <w:name w:val="Grid Table 1 Light - Accent 1"/>
-    <w:basedOn w:val="897"/>
+    <w:basedOn w:val="919"/>
     <w:uiPriority w:val="99"/>
     <w:pPr>
       <w:pBdr/>
@@ -14190,9 +14365,9 @@
       </w:tcPr>
     </w:tblStylePr>
   </w:style>
-  <w:style w:type="table" w:styleId="720">
+  <w:style w:type="table" w:styleId="742">
     <w:name w:val="Grid Table 1 Light - Accent 2"/>
-    <w:basedOn w:val="897"/>
+    <w:basedOn w:val="919"/>
     <w:uiPriority w:val="99"/>
     <w:pPr>
       <w:pBdr/>
@@ -14413,9 +14588,9 @@
       </w:tcPr>
     </w:tblStylePr>
   </w:style>
-  <w:style w:type="table" w:styleId="721">
+  <w:style w:type="table" w:styleId="743">
     <w:name w:val="Grid Table 1 Light - Accent 3"/>
-    <w:basedOn w:val="897"/>
+    <w:basedOn w:val="919"/>
     <w:uiPriority w:val="99"/>
     <w:pPr>
       <w:pBdr/>
@@ -14636,9 +14811,9 @@
       </w:tcPr>
     </w:tblStylePr>
   </w:style>
-  <w:style w:type="table" w:styleId="722">
+  <w:style w:type="table" w:styleId="744">
     <w:name w:val="Grid Table 1 Light - Accent 4"/>
-    <w:basedOn w:val="897"/>
+    <w:basedOn w:val="919"/>
     <w:uiPriority w:val="99"/>
     <w:pPr>
       <w:pBdr/>
@@ -14859,9 +15034,9 @@
       </w:tcPr>
     </w:tblStylePr>
   </w:style>
-  <w:style w:type="table" w:styleId="723">
+  <w:style w:type="table" w:styleId="745">
     <w:name w:val="Grid Table 1 Light - Accent 5"/>
-    <w:basedOn w:val="897"/>
+    <w:basedOn w:val="919"/>
     <w:uiPriority w:val="99"/>
     <w:pPr>
       <w:pBdr/>
@@ -15082,9 +15257,9 @@
       </w:tcPr>
     </w:tblStylePr>
   </w:style>
-  <w:style w:type="table" w:styleId="724">
+  <w:style w:type="table" w:styleId="746">
     <w:name w:val="Grid Table 1 Light - Accent 6"/>
-    <w:basedOn w:val="897"/>
+    <w:basedOn w:val="919"/>
     <w:uiPriority w:val="99"/>
     <w:pPr>
       <w:pBdr/>
@@ -15305,9 +15480,9 @@
       </w:tcPr>
     </w:tblStylePr>
   </w:style>
-  <w:style w:type="table" w:styleId="725">
+  <w:style w:type="table" w:styleId="747">
     <w:name w:val="Grid Table 2"/>
-    <w:basedOn w:val="897"/>
+    <w:basedOn w:val="919"/>
     <w:uiPriority w:val="99"/>
     <w:pPr>
       <w:pBdr/>
@@ -15537,9 +15712,9 @@
       </w:tcPr>
     </w:tblStylePr>
   </w:style>
-  <w:style w:type="table" w:styleId="726">
+  <w:style w:type="table" w:styleId="748">
     <w:name w:val="Grid Table 2 - Accent 1"/>
-    <w:basedOn w:val="897"/>
+    <w:basedOn w:val="919"/>
     <w:uiPriority w:val="99"/>
     <w:pPr>
       <w:pBdr/>
@@ -15769,9 +15944,9 @@
       </w:tcPr>
     </w:tblStylePr>
   </w:style>
-  <w:style w:type="table" w:styleId="727">
+  <w:style w:type="table" w:styleId="749">
     <w:name w:val="Grid Table 2 - Accent 2"/>
-    <w:basedOn w:val="897"/>
+    <w:basedOn w:val="919"/>
     <w:uiPriority w:val="99"/>
     <w:pPr>
       <w:pBdr/>
@@ -16001,9 +16176,9 @@
       </w:tcPr>
     </w:tblStylePr>
   </w:style>
-  <w:style w:type="table" w:styleId="728">
+  <w:style w:type="table" w:styleId="750">
     <w:name w:val="Grid Table 2 - Accent 3"/>
-    <w:basedOn w:val="897"/>
+    <w:basedOn w:val="919"/>
     <w:uiPriority w:val="99"/>
     <w:pPr>
       <w:pBdr/>
@@ -16233,9 +16408,9 @@
       </w:tcPr>
     </w:tblStylePr>
   </w:style>
-  <w:style w:type="table" w:styleId="729">
+  <w:style w:type="table" w:styleId="751">
     <w:name w:val="Grid Table 2 - Accent 4"/>
-    <w:basedOn w:val="897"/>
+    <w:basedOn w:val="919"/>
     <w:uiPriority w:val="99"/>
     <w:pPr>
       <w:pBdr/>
@@ -16465,9 +16640,9 @@
       </w:tcPr>
     </w:tblStylePr>
   </w:style>
-  <w:style w:type="table" w:styleId="730">
+  <w:style w:type="table" w:styleId="752">
     <w:name w:val="Grid Table 2 - Accent 5"/>
-    <w:basedOn w:val="897"/>
+    <w:basedOn w:val="919"/>
     <w:uiPriority w:val="99"/>
     <w:pPr>
       <w:pBdr/>
@@ -16697,9 +16872,9 @@
       </w:tcPr>
     </w:tblStylePr>
   </w:style>
-  <w:style w:type="table" w:styleId="731">
+  <w:style w:type="table" w:styleId="753">
     <w:name w:val="Grid Table 2 - Accent 6"/>
-    <w:basedOn w:val="897"/>
+    <w:basedOn w:val="919"/>
     <w:uiPriority w:val="99"/>
     <w:pPr>
       <w:pBdr/>
@@ -16929,9 +17104,9 @@
       </w:tcPr>
     </w:tblStylePr>
   </w:style>
-  <w:style w:type="table" w:styleId="732">
+  <w:style w:type="table" w:styleId="754">
     <w:name w:val="Grid Table 3"/>
-    <w:basedOn w:val="897"/>
+    <w:basedOn w:val="919"/>
     <w:uiPriority w:val="99"/>
     <w:pPr>
       <w:pBdr/>
@@ -17174,9 +17349,9 @@
       </w:tcPr>
     </w:tblStylePr>
   </w:style>
-  <w:style w:type="table" w:styleId="733">
+  <w:style w:type="table" w:styleId="755">
     <w:name w:val="Grid Table 3 - Accent 1"/>
-    <w:basedOn w:val="897"/>
+    <w:basedOn w:val="919"/>
     <w:uiPriority w:val="99"/>
     <w:pPr>
       <w:pBdr/>
@@ -17419,9 +17594,9 @@
       </w:tcPr>
     </w:tblStylePr>
   </w:style>
-  <w:style w:type="table" w:styleId="734">
+  <w:style w:type="table" w:styleId="756">
     <w:name w:val="Grid Table 3 - Accent 2"/>
-    <w:basedOn w:val="897"/>
+    <w:basedOn w:val="919"/>
     <w:uiPriority w:val="99"/>
     <w:pPr>
       <w:pBdr/>
@@ -17664,9 +17839,9 @@
       </w:tcPr>
     </w:tblStylePr>
   </w:style>
-  <w:style w:type="table" w:styleId="735">
+  <w:style w:type="table" w:styleId="757">
     <w:name w:val="Grid Table 3 - Accent 3"/>
-    <w:basedOn w:val="897"/>
+    <w:basedOn w:val="919"/>
     <w:uiPriority w:val="99"/>
     <w:pPr>
       <w:pBdr/>
@@ -17909,9 +18084,9 @@
       </w:tcPr>
     </w:tblStylePr>
   </w:style>
-  <w:style w:type="table" w:styleId="736">
+  <w:style w:type="table" w:styleId="758">
     <w:name w:val="Grid Table 3 - Accent 4"/>
-    <w:basedOn w:val="897"/>
+    <w:basedOn w:val="919"/>
     <w:uiPriority w:val="99"/>
     <w:pPr>
       <w:pBdr/>
@@ -18154,9 +18329,9 @@
       </w:tcPr>
     </w:tblStylePr>
   </w:style>
-  <w:style w:type="table" w:styleId="737">
+  <w:style w:type="table" w:styleId="759">
     <w:name w:val="Grid Table 3 - Accent 5"/>
-    <w:basedOn w:val="897"/>
+    <w:basedOn w:val="919"/>
     <w:uiPriority w:val="99"/>
     <w:pPr>
       <w:pBdr/>
@@ -18399,9 +18574,9 @@
       </w:tcPr>
     </w:tblStylePr>
   </w:style>
-  <w:style w:type="table" w:styleId="738">
+  <w:style w:type="table" w:styleId="760">
     <w:name w:val="Grid Table 3 - Accent 6"/>
-    <w:basedOn w:val="897"/>
+    <w:basedOn w:val="919"/>
     <w:uiPriority w:val="99"/>
     <w:pPr>
       <w:pBdr/>
@@ -18644,9 +18819,9 @@
       </w:tcPr>
     </w:tblStylePr>
   </w:style>
-  <w:style w:type="table" w:styleId="739">
+  <w:style w:type="table" w:styleId="761">
     <w:name w:val="Grid Table 4"/>
-    <w:basedOn w:val="897"/>
+    <w:basedOn w:val="919"/>
     <w:uiPriority w:val="59"/>
     <w:pPr>
       <w:pBdr/>
@@ -18877,9 +19052,9 @@
       </w:tcPr>
     </w:tblStylePr>
   </w:style>
-  <w:style w:type="table" w:styleId="740">
+  <w:style w:type="table" w:styleId="762">
     <w:name w:val="Grid Table 4 - Accent 1"/>
-    <w:basedOn w:val="897"/>
+    <w:basedOn w:val="919"/>
     <w:uiPriority w:val="59"/>
     <w:pPr>
       <w:pBdr/>
@@ -19110,9 +19285,9 @@
       </w:tcPr>
     </w:tblStylePr>
   </w:style>
-  <w:style w:type="table" w:styleId="741">
+  <w:style w:type="table" w:styleId="763">
     <w:name w:val="Grid Table 4 - Accent 2"/>
-    <w:basedOn w:val="897"/>
+    <w:basedOn w:val="919"/>
     <w:uiPriority w:val="59"/>
     <w:pPr>
       <w:pBdr/>
@@ -19343,9 +19518,9 @@
       </w:tcPr>
     </w:tblStylePr>
   </w:style>
-  <w:style w:type="table" w:styleId="742">
+  <w:style w:type="table" w:styleId="764">
     <w:name w:val="Grid Table 4 - Accent 3"/>
-    <w:basedOn w:val="897"/>
+    <w:basedOn w:val="919"/>
     <w:uiPriority w:val="59"/>
     <w:pPr>
       <w:pBdr/>
@@ -19576,9 +19751,9 @@
       </w:tcPr>
     </w:tblStylePr>
   </w:style>
-  <w:style w:type="table" w:styleId="743">
+  <w:style w:type="table" w:styleId="765">
     <w:name w:val="Grid Table 4 - Accent 4"/>
-    <w:basedOn w:val="897"/>
+    <w:basedOn w:val="919"/>
     <w:uiPriority w:val="59"/>
     <w:pPr>
       <w:pBdr/>
@@ -19809,9 +19984,9 @@
       </w:tcPr>
     </w:tblStylePr>
   </w:style>
-  <w:style w:type="table" w:styleId="744">
+  <w:style w:type="table" w:styleId="766">
     <w:name w:val="Grid Table 4 - Accent 5"/>
-    <w:basedOn w:val="897"/>
+    <w:basedOn w:val="919"/>
     <w:uiPriority w:val="59"/>
     <w:pPr>
       <w:pBdr/>
@@ -20042,9 +20217,9 @@
       </w:tcPr>
     </w:tblStylePr>
   </w:style>
-  <w:style w:type="table" w:styleId="745">
+  <w:style w:type="table" w:styleId="767">
     <w:name w:val="Grid Table 4 - Accent 6"/>
-    <w:basedOn w:val="897"/>
+    <w:basedOn w:val="919"/>
     <w:uiPriority w:val="59"/>
     <w:pPr>
       <w:pBdr/>
@@ -20275,9 +20450,9 @@
       </w:tcPr>
     </w:tblStylePr>
   </w:style>
-  <w:style w:type="table" w:styleId="746">
+  <w:style w:type="table" w:styleId="768">
     <w:name w:val="Grid Table 5 Dark"/>
-    <w:basedOn w:val="897"/>
+    <w:basedOn w:val="919"/>
     <w:uiPriority w:val="99"/>
     <w:pPr>
       <w:pBdr/>
@@ -20503,9 +20678,9 @@
       </w:tcPr>
     </w:tblStylePr>
   </w:style>
-  <w:style w:type="table" w:styleId="747">
+  <w:style w:type="table" w:styleId="769">
     <w:name w:val="Grid Table 5 Dark- Accent 1"/>
-    <w:basedOn w:val="897"/>
+    <w:basedOn w:val="919"/>
     <w:uiPriority w:val="99"/>
     <w:pPr>
       <w:pBdr/>
@@ -20731,9 +20906,9 @@
       </w:tcPr>
     </w:tblStylePr>
   </w:style>
-  <w:style w:type="table" w:styleId="748">
+  <w:style w:type="table" w:styleId="770">
     <w:name w:val="Grid Table 5 Dark - Accent 2"/>
-    <w:basedOn w:val="897"/>
+    <w:basedOn w:val="919"/>
     <w:uiPriority w:val="99"/>
     <w:pPr>
       <w:pBdr/>
@@ -20959,9 +21134,9 @@
       </w:tcPr>
     </w:tblStylePr>
   </w:style>
-  <w:style w:type="table" w:styleId="749">
+  <w:style w:type="table" w:styleId="771">
     <w:name w:val="Grid Table 5 Dark - Accent 3"/>
-    <w:basedOn w:val="897"/>
+    <w:basedOn w:val="919"/>
     <w:uiPriority w:val="99"/>
     <w:pPr>
       <w:pBdr/>
@@ -21187,9 +21362,9 @@
       </w:tcPr>
     </w:tblStylePr>
   </w:style>
-  <w:style w:type="table" w:styleId="750">
+  <w:style w:type="table" w:styleId="772">
     <w:name w:val="Grid Table 5 Dark- Accent 4"/>
-    <w:basedOn w:val="897"/>
+    <w:basedOn w:val="919"/>
     <w:uiPriority w:val="99"/>
     <w:pPr>
       <w:pBdr/>
@@ -21415,9 +21590,9 @@
       </w:tcPr>
     </w:tblStylePr>
   </w:style>
-  <w:style w:type="table" w:styleId="751">
+  <w:style w:type="table" w:styleId="773">
     <w:name w:val="Grid Table 5 Dark - Accent 5"/>
-    <w:basedOn w:val="897"/>
+    <w:basedOn w:val="919"/>
     <w:uiPriority w:val="99"/>
     <w:pPr>
       <w:pBdr/>
@@ -21643,9 +21818,9 @@
       </w:tcPr>
     </w:tblStylePr>
   </w:style>
-  <w:style w:type="table" w:styleId="752">
+  <w:style w:type="table" w:styleId="774">
     <w:name w:val="Grid Table 5 Dark - Accent 6"/>
-    <w:basedOn w:val="897"/>
+    <w:basedOn w:val="919"/>
     <w:uiPriority w:val="99"/>
     <w:pPr>
       <w:pBdr/>
@@ -21871,9 +22046,9 @@
       </w:tcPr>
     </w:tblStylePr>
   </w:style>
-  <w:style w:type="table" w:styleId="753">
+  <w:style w:type="table" w:styleId="775">
     <w:name w:val="Grid Table 6 Colorful"/>
-    <w:basedOn w:val="897"/>
+    <w:basedOn w:val="919"/>
     <w:uiPriority w:val="99"/>
     <w:pPr>
       <w:pBdr/>
@@ -22101,9 +22276,9 @@
       </w:tcPr>
     </w:tblStylePr>
   </w:style>
-  <w:style w:type="table" w:styleId="754">
+  <w:style w:type="table" w:styleId="776">
     <w:name w:val="Grid Table 6 Colorful - Accent 1"/>
-    <w:basedOn w:val="897"/>
+    <w:basedOn w:val="919"/>
     <w:uiPriority w:val="99"/>
     <w:pPr>
       <w:pBdr/>
@@ -22331,9 +22506,9 @@
       </w:tcPr>
     </w:tblStylePr>
   </w:style>
-  <w:style w:type="table" w:styleId="755">
+  <w:style w:type="table" w:styleId="777">
     <w:name w:val="Grid Table 6 Colorful - Accent 2"/>
-    <w:basedOn w:val="897"/>
+    <w:basedOn w:val="919"/>
     <w:uiPriority w:val="99"/>
     <w:pPr>
       <w:pBdr/>
@@ -22561,9 +22736,9 @@
       </w:tcPr>
     </w:tblStylePr>
   </w:style>
-  <w:style w:type="table" w:styleId="756">
+  <w:style w:type="table" w:styleId="778">
     <w:name w:val="Grid Table 6 Colorful - Accent 3"/>
-    <w:basedOn w:val="897"/>
+    <w:basedOn w:val="919"/>
     <w:uiPriority w:val="99"/>
     <w:pPr>
       <w:pBdr/>
@@ -22791,9 +22966,9 @@
       </w:tcPr>
     </w:tblStylePr>
   </w:style>
-  <w:style w:type="table" w:styleId="757">
+  <w:style w:type="table" w:styleId="779">
     <w:name w:val="Grid Table 6 Colorful - Accent 4"/>
-    <w:basedOn w:val="897"/>
+    <w:basedOn w:val="919"/>
     <w:uiPriority w:val="99"/>
     <w:pPr>
       <w:pBdr/>
@@ -23021,9 +23196,9 @@
       </w:tcPr>
     </w:tblStylePr>
   </w:style>
-  <w:style w:type="table" w:styleId="758">
+  <w:style w:type="table" w:styleId="780">
     <w:name w:val="Grid Table 6 Colorful - Accent 5"/>
-    <w:basedOn w:val="897"/>
+    <w:basedOn w:val="919"/>
     <w:uiPriority w:val="99"/>
     <w:pPr>
       <w:pBdr/>
@@ -23251,9 +23426,9 @@
       </w:tcPr>
     </w:tblStylePr>
   </w:style>
-  <w:style w:type="table" w:styleId="759">
+  <w:style w:type="table" w:styleId="781">
     <w:name w:val="Grid Table 6 Colorful - Accent 6"/>
-    <w:basedOn w:val="897"/>
+    <w:basedOn w:val="919"/>
     <w:uiPriority w:val="99"/>
     <w:pPr>
       <w:pBdr/>
@@ -23481,9 +23656,9 @@
       </w:tcPr>
     </w:tblStylePr>
   </w:style>
-  <w:style w:type="table" w:styleId="760">
+  <w:style w:type="table" w:styleId="782">
     <w:name w:val="Grid Table 7 Colorful"/>
-    <w:basedOn w:val="897"/>
+    <w:basedOn w:val="919"/>
     <w:uiPriority w:val="99"/>
     <w:pPr>
       <w:pBdr/>
@@ -23735,9 +23910,9 @@
       </w:tcPr>
     </w:tblStylePr>
   </w:style>
-  <w:style w:type="table" w:styleId="761">
+  <w:style w:type="table" w:styleId="783">
     <w:name w:val="Grid Table 7 Colorful - Accent 1"/>
-    <w:basedOn w:val="897"/>
+    <w:basedOn w:val="919"/>
     <w:uiPriority w:val="99"/>
     <w:pPr>
       <w:pBdr/>
@@ -23989,9 +24164,9 @@
       </w:tcPr>
     </w:tblStylePr>
   </w:style>
-  <w:style w:type="table" w:styleId="762">
+  <w:style w:type="table" w:styleId="784">
     <w:name w:val="Grid Table 7 Colorful - Accent 2"/>
-    <w:basedOn w:val="897"/>
+    <w:basedOn w:val="919"/>
     <w:uiPriority w:val="99"/>
     <w:pPr>
       <w:pBdr/>
@@ -24243,9 +24418,9 @@
       </w:tcPr>
     </w:tblStylePr>
   </w:style>
-  <w:style w:type="table" w:styleId="763">
+  <w:style w:type="table" w:styleId="785">
     <w:name w:val="Grid Table 7 Colorful - Accent 3"/>
-    <w:basedOn w:val="897"/>
+    <w:basedOn w:val="919"/>
     <w:uiPriority w:val="99"/>
     <w:pPr>
       <w:pBdr/>
@@ -24497,9 +24672,9 @@
       </w:tcPr>
     </w:tblStylePr>
   </w:style>
-  <w:style w:type="table" w:styleId="764">
+  <w:style w:type="table" w:styleId="786">
     <w:name w:val="Grid Table 7 Colorful - Accent 4"/>
-    <w:basedOn w:val="897"/>
+    <w:basedOn w:val="919"/>
     <w:uiPriority w:val="99"/>
     <w:pPr>
       <w:pBdr/>
@@ -24751,9 +24926,9 @@
       </w:tcPr>
     </w:tblStylePr>
   </w:style>
-  <w:style w:type="table" w:styleId="765">
+  <w:style w:type="table" w:styleId="787">
     <w:name w:val="Grid Table 7 Colorful - Accent 5"/>
-    <w:basedOn w:val="897"/>
+    <w:basedOn w:val="919"/>
     <w:uiPriority w:val="99"/>
     <w:pPr>
       <w:pBdr/>
@@ -25005,9 +25180,9 @@
       </w:tcPr>
     </w:tblStylePr>
   </w:style>
-  <w:style w:type="table" w:styleId="766">
+  <w:style w:type="table" w:styleId="788">
     <w:name w:val="Grid Table 7 Colorful - Accent 6"/>
-    <w:basedOn w:val="897"/>
+    <w:basedOn w:val="919"/>
     <w:uiPriority w:val="99"/>
     <w:pPr>
       <w:pBdr/>
@@ -25259,9 +25434,9 @@
       </w:tcPr>
     </w:tblStylePr>
   </w:style>
-  <w:style w:type="table" w:styleId="767">
+  <w:style w:type="table" w:styleId="789">
     <w:name w:val="List Table 1 Light"/>
-    <w:basedOn w:val="897"/>
+    <w:basedOn w:val="919"/>
     <w:uiPriority w:val="99"/>
     <w:pPr>
       <w:pBdr/>
@@ -25475,9 +25650,9 @@
       </w:tcPr>
     </w:tblStylePr>
   </w:style>
-  <w:style w:type="table" w:styleId="768">
+  <w:style w:type="table" w:styleId="790">
     <w:name w:val="List Table 1 Light - Accent 1"/>
-    <w:basedOn w:val="897"/>
+    <w:basedOn w:val="919"/>
     <w:uiPriority w:val="99"/>
     <w:pPr>
       <w:pBdr/>
@@ -25691,9 +25866,9 @@
       </w:tcPr>
     </w:tblStylePr>
   </w:style>
-  <w:style w:type="table" w:styleId="769">
+  <w:style w:type="table" w:styleId="791">
     <w:name w:val="List Table 1 Light - Accent 2"/>
-    <w:basedOn w:val="897"/>
+    <w:basedOn w:val="919"/>
     <w:uiPriority w:val="99"/>
     <w:pPr>
       <w:pBdr/>
@@ -25907,9 +26082,9 @@
       </w:tcPr>
     </w:tblStylePr>
   </w:style>
-  <w:style w:type="table" w:styleId="770">
+  <w:style w:type="table" w:styleId="792">
     <w:name w:val="List Table 1 Light - Accent 3"/>
-    <w:basedOn w:val="897"/>
+    <w:basedOn w:val="919"/>
     <w:uiPriority w:val="99"/>
     <w:pPr>
       <w:pBdr/>
@@ -26123,9 +26298,9 @@
       </w:tcPr>
     </w:tblStylePr>
   </w:style>
-  <w:style w:type="table" w:styleId="771">
+  <w:style w:type="table" w:styleId="793">
     <w:name w:val="List Table 1 Light - Accent 4"/>
-    <w:basedOn w:val="897"/>
+    <w:basedOn w:val="919"/>
     <w:uiPriority w:val="99"/>
     <w:pPr>
       <w:pBdr/>
@@ -26339,9 +26514,9 @@
       </w:tcPr>
     </w:tblStylePr>
   </w:style>
-  <w:style w:type="table" w:styleId="772">
+  <w:style w:type="table" w:styleId="794">
     <w:name w:val="List Table 1 Light - Accent 5"/>
-    <w:basedOn w:val="897"/>
+    <w:basedOn w:val="919"/>
     <w:uiPriority w:val="99"/>
     <w:pPr>
       <w:pBdr/>
@@ -26555,9 +26730,9 @@
       </w:tcPr>
     </w:tblStylePr>
   </w:style>
-  <w:style w:type="table" w:styleId="773">
+  <w:style w:type="table" w:styleId="795">
     <w:name w:val="List Table 1 Light - Accent 6"/>
-    <w:basedOn w:val="897"/>
+    <w:basedOn w:val="919"/>
     <w:uiPriority w:val="99"/>
     <w:pPr>
       <w:pBdr/>
@@ -26771,9 +26946,9 @@
       </w:tcPr>
     </w:tblStylePr>
   </w:style>
-  <w:style w:type="table" w:styleId="774">
+  <w:style w:type="table" w:styleId="796">
     <w:name w:val="List Table 2"/>
-    <w:basedOn w:val="897"/>
+    <w:basedOn w:val="919"/>
     <w:uiPriority w:val="99"/>
     <w:pPr>
       <w:pBdr/>
@@ -27009,9 +27184,9 @@
       </w:tcPr>
     </w:tblStylePr>
   </w:style>
-  <w:style w:type="table" w:styleId="775">
+  <w:style w:type="table" w:styleId="797">
     <w:name w:val="List Table 2 - Accent 1"/>
-    <w:basedOn w:val="897"/>
+    <w:basedOn w:val="919"/>
     <w:uiPriority w:val="99"/>
     <w:pPr>
       <w:pBdr/>
@@ -27247,9 +27422,9 @@
       </w:tcPr>
     </w:tblStylePr>
   </w:style>
-  <w:style w:type="table" w:styleId="776">
+  <w:style w:type="table" w:styleId="798">
     <w:name w:val="List Table 2 - Accent 2"/>
-    <w:basedOn w:val="897"/>
+    <w:basedOn w:val="919"/>
     <w:uiPriority w:val="99"/>
     <w:pPr>
       <w:pBdr/>
@@ -27485,9 +27660,9 @@
       </w:tcPr>
     </w:tblStylePr>
   </w:style>
-  <w:style w:type="table" w:styleId="777">
+  <w:style w:type="table" w:styleId="799">
     <w:name w:val="List Table 2 - Accent 3"/>
-    <w:basedOn w:val="897"/>
+    <w:basedOn w:val="919"/>
     <w:uiPriority w:val="99"/>
     <w:pPr>
       <w:pBdr/>
@@ -27723,9 +27898,9 @@
       </w:tcPr>
     </w:tblStylePr>
   </w:style>
-  <w:style w:type="table" w:styleId="778">
+  <w:style w:type="table" w:styleId="800">
     <w:name w:val="List Table 2 - Accent 4"/>
-    <w:basedOn w:val="897"/>
+    <w:basedOn w:val="919"/>
     <w:uiPriority w:val="99"/>
     <w:pPr>
       <w:pBdr/>
@@ -27961,9 +28136,9 @@
       </w:tcPr>
     </w:tblStylePr>
   </w:style>
-  <w:style w:type="table" w:styleId="779">
+  <w:style w:type="table" w:styleId="801">
     <w:name w:val="List Table 2 - Accent 5"/>
-    <w:basedOn w:val="897"/>
+    <w:basedOn w:val="919"/>
     <w:uiPriority w:val="99"/>
     <w:pPr>
       <w:pBdr/>
@@ -28199,9 +28374,9 @@
       </w:tcPr>
     </w:tblStylePr>
   </w:style>
-  <w:style w:type="table" w:styleId="780">
+  <w:style w:type="table" w:styleId="802">
     <w:name w:val="List Table 2 - Accent 6"/>
-    <w:basedOn w:val="897"/>
+    <w:basedOn w:val="919"/>
     <w:uiPriority w:val="99"/>
     <w:pPr>
       <w:pBdr/>
@@ -28437,9 +28612,9 @@
       </w:tcPr>
     </w:tblStylePr>
   </w:style>
-  <w:style w:type="table" w:styleId="781">
+  <w:style w:type="table" w:styleId="803">
     <w:name w:val="List Table 3"/>
-    <w:basedOn w:val="897"/>
+    <w:basedOn w:val="919"/>
     <w:uiPriority w:val="99"/>
     <w:pPr>
       <w:pBdr/>
@@ -28665,9 +28840,9 @@
       </w:tcPr>
     </w:tblStylePr>
   </w:style>
-  <w:style w:type="table" w:styleId="782">
+  <w:style w:type="table" w:styleId="804">
     <w:name w:val="List Table 3 - Accent 1"/>
-    <w:basedOn w:val="897"/>
+    <w:basedOn w:val="919"/>
     <w:uiPriority w:val="99"/>
     <w:pPr>
       <w:pBdr/>
@@ -28893,9 +29068,9 @@
       </w:tcPr>
     </w:tblStylePr>
   </w:style>
-  <w:style w:type="table" w:styleId="783">
+  <w:style w:type="table" w:styleId="805">
     <w:name w:val="List Table 3 - Accent 2"/>
-    <w:basedOn w:val="897"/>
+    <w:basedOn w:val="919"/>
     <w:uiPriority w:val="99"/>
     <w:pPr>
       <w:pBdr/>
@@ -29121,9 +29296,9 @@
       </w:tcPr>
     </w:tblStylePr>
   </w:style>
-  <w:style w:type="table" w:styleId="784">
+  <w:style w:type="table" w:styleId="806">
     <w:name w:val="List Table 3 - Accent 3"/>
-    <w:basedOn w:val="897"/>
+    <w:basedOn w:val="919"/>
     <w:uiPriority w:val="99"/>
     <w:pPr>
       <w:pBdr/>
@@ -29349,9 +29524,9 @@
       </w:tcPr>
     </w:tblStylePr>
   </w:style>
-  <w:style w:type="table" w:styleId="785">
+  <w:style w:type="table" w:styleId="807">
     <w:name w:val="List Table 3 - Accent 4"/>
-    <w:basedOn w:val="897"/>
+    <w:basedOn w:val="919"/>
     <w:uiPriority w:val="99"/>
     <w:pPr>
       <w:pBdr/>
@@ -29577,9 +29752,9 @@
       </w:tcPr>
     </w:tblStylePr>
   </w:style>
-  <w:style w:type="table" w:styleId="786">
+  <w:style w:type="table" w:styleId="808">
     <w:name w:val="List Table 3 - Accent 5"/>
-    <w:basedOn w:val="897"/>
+    <w:basedOn w:val="919"/>
     <w:uiPriority w:val="99"/>
     <w:pPr>
       <w:pBdr/>
@@ -29805,9 +29980,9 @@
       </w:tcPr>
     </w:tblStylePr>
   </w:style>
-  <w:style w:type="table" w:styleId="787">
+  <w:style w:type="table" w:styleId="809">
     <w:name w:val="List Table 3 - Accent 6"/>
-    <w:basedOn w:val="897"/>
+    <w:basedOn w:val="919"/>
     <w:uiPriority w:val="99"/>
     <w:pPr>
       <w:pBdr/>
@@ -30033,9 +30208,9 @@
       </w:tcPr>
     </w:tblStylePr>
   </w:style>
-  <w:style w:type="table" w:styleId="788">
+  <w:style w:type="table" w:styleId="810">
     <w:name w:val="List Table 4"/>
-    <w:basedOn w:val="897"/>
+    <w:basedOn w:val="919"/>
     <w:uiPriority w:val="99"/>
     <w:pPr>
       <w:pBdr/>
@@ -30258,9 +30433,9 @@
       </w:tcPr>
     </w:tblStylePr>
   </w:style>
-  <w:style w:type="table" w:styleId="789">
+  <w:style w:type="table" w:styleId="811">
     <w:name w:val="List Table 4 - Accent 1"/>
-    <w:basedOn w:val="897"/>
+    <w:basedOn w:val="919"/>
     <w:uiPriority w:val="99"/>
     <w:pPr>
       <w:pBdr/>
@@ -30483,9 +30658,9 @@
       </w:tcPr>
     </w:tblStylePr>
   </w:style>
-  <w:style w:type="table" w:styleId="790">
+  <w:style w:type="table" w:styleId="812">
     <w:name w:val="List Table 4 - Accent 2"/>
-    <w:basedOn w:val="897"/>
+    <w:basedOn w:val="919"/>
     <w:uiPriority w:val="99"/>
     <w:pPr>
       <w:pBdr/>
@@ -30708,9 +30883,9 @@
       </w:tcPr>
     </w:tblStylePr>
   </w:style>
-  <w:style w:type="table" w:styleId="791">
+  <w:style w:type="table" w:styleId="813">
     <w:name w:val="List Table 4 - Accent 3"/>
-    <w:basedOn w:val="897"/>
+    <w:basedOn w:val="919"/>
     <w:uiPriority w:val="99"/>
     <w:pPr>
       <w:pBdr/>
@@ -30933,9 +31108,9 @@
       </w:tcPr>
     </w:tblStylePr>
   </w:style>
-  <w:style w:type="table" w:styleId="792">
+  <w:style w:type="table" w:styleId="814">
     <w:name w:val="List Table 4 - Accent 4"/>
-    <w:basedOn w:val="897"/>
+    <w:basedOn w:val="919"/>
     <w:uiPriority w:val="99"/>
     <w:pPr>
       <w:pBdr/>
@@ -31158,9 +31333,9 @@
       </w:tcPr>
     </w:tblStylePr>
   </w:style>
-  <w:style w:type="table" w:styleId="793">
+  <w:style w:type="table" w:styleId="815">
     <w:name w:val="List Table 4 - Accent 5"/>
-    <w:basedOn w:val="897"/>
+    <w:basedOn w:val="919"/>
     <w:uiPriority w:val="99"/>
     <w:pPr>
       <w:pBdr/>
@@ -31383,9 +31558,9 @@
       </w:tcPr>
     </w:tblStylePr>
   </w:style>
-  <w:style w:type="table" w:styleId="794">
+  <w:style w:type="table" w:styleId="816">
     <w:name w:val="List Table 4 - Accent 6"/>
-    <w:basedOn w:val="897"/>
+    <w:basedOn w:val="919"/>
     <w:uiPriority w:val="99"/>
     <w:pPr>
       <w:pBdr/>
@@ -31608,9 +31783,9 @@
       </w:tcPr>
     </w:tblStylePr>
   </w:style>
-  <w:style w:type="table" w:styleId="795">
+  <w:style w:type="table" w:styleId="817">
     <w:name w:val="List Table 5 Dark"/>
-    <w:basedOn w:val="897"/>
+    <w:basedOn w:val="919"/>
     <w:uiPriority w:val="99"/>
     <w:pPr>
       <w:pBdr/>
@@ -31850,9 +32025,9 @@
       </w:tcPr>
     </w:tblStylePr>
   </w:style>
-  <w:style w:type="table" w:styleId="796">
+  <w:style w:type="table" w:styleId="818">
     <w:name w:val="List Table 5 Dark - Accent 1"/>
-    <w:basedOn w:val="897"/>
+    <w:basedOn w:val="919"/>
     <w:uiPriority w:val="99"/>
     <w:pPr>
       <w:pBdr/>
@@ -32092,9 +32267,9 @@
       </w:tcPr>
     </w:tblStylePr>
   </w:style>
-  <w:style w:type="table" w:styleId="797">
+  <w:style w:type="table" w:styleId="819">
     <w:name w:val="List Table 5 Dark - Accent 2"/>
-    <w:basedOn w:val="897"/>
+    <w:basedOn w:val="919"/>
     <w:uiPriority w:val="99"/>
     <w:pPr>
       <w:pBdr/>
@@ -32334,9 +32509,9 @@
       </w:tcPr>
     </w:tblStylePr>
   </w:style>
-  <w:style w:type="table" w:styleId="798">
+  <w:style w:type="table" w:styleId="820">
     <w:name w:val="List Table 5 Dark - Accent 3"/>
-    <w:basedOn w:val="897"/>
+    <w:basedOn w:val="919"/>
     <w:uiPriority w:val="99"/>
     <w:pPr>
       <w:pBdr/>
@@ -32576,9 +32751,9 @@
       </w:tcPr>
     </w:tblStylePr>
   </w:style>
-  <w:style w:type="table" w:styleId="799">
+  <w:style w:type="table" w:styleId="821">
     <w:name w:val="List Table 5 Dark - Accent 4"/>
-    <w:basedOn w:val="897"/>
+    <w:basedOn w:val="919"/>
     <w:uiPriority w:val="99"/>
     <w:pPr>
       <w:pBdr/>
@@ -32818,9 +32993,9 @@
       </w:tcPr>
     </w:tblStylePr>
   </w:style>
-  <w:style w:type="table" w:styleId="800">
+  <w:style w:type="table" w:styleId="822">
     <w:name w:val="List Table 5 Dark - Accent 5"/>
-    <w:basedOn w:val="897"/>
+    <w:basedOn w:val="919"/>
     <w:uiPriority w:val="99"/>
     <w:pPr>
       <w:pBdr/>
@@ -33060,9 +33235,9 @@
       </w:tcPr>
     </w:tblStylePr>
   </w:style>
-  <w:style w:type="table" w:styleId="801">
+  <w:style w:type="table" w:styleId="823">
     <w:name w:val="List Table 5 Dark - Accent 6"/>
-    <w:basedOn w:val="897"/>
+    <w:basedOn w:val="919"/>
     <w:uiPriority w:val="99"/>
     <w:pPr>
       <w:pBdr/>
@@ -33302,9 +33477,9 @@
       </w:tcPr>
     </w:tblStylePr>
   </w:style>
-  <w:style w:type="table" w:styleId="802">
+  <w:style w:type="table" w:styleId="824">
     <w:name w:val="List Table 6 Colorful"/>
-    <w:basedOn w:val="897"/>
+    <w:basedOn w:val="919"/>
     <w:uiPriority w:val="99"/>
     <w:pPr>
       <w:pBdr/>
@@ -33525,9 +33700,9 @@
       </w:tcPr>
     </w:tblStylePr>
   </w:style>
-  <w:style w:type="table" w:styleId="803">
+  <w:style w:type="table" w:styleId="825">
     <w:name w:val="List Table 6 Colorful - Accent 1"/>
-    <w:basedOn w:val="897"/>
+    <w:basedOn w:val="919"/>
     <w:uiPriority w:val="99"/>
     <w:pPr>
       <w:pBdr/>
@@ -33748,9 +33923,9 @@
       </w:tcPr>
     </w:tblStylePr>
   </w:style>
-  <w:style w:type="table" w:styleId="804">
+  <w:style w:type="table" w:styleId="826">
     <w:name w:val="List Table 6 Colorful - Accent 2"/>
-    <w:basedOn w:val="897"/>
+    <w:basedOn w:val="919"/>
     <w:uiPriority w:val="99"/>
     <w:pPr>
       <w:pBdr/>
@@ -33971,9 +34146,9 @@
       </w:tcPr>
     </w:tblStylePr>
   </w:style>
-  <w:style w:type="table" w:styleId="805">
+  <w:style w:type="table" w:styleId="827">
     <w:name w:val="List Table 6 Colorful - Accent 3"/>
-    <w:basedOn w:val="897"/>
+    <w:basedOn w:val="919"/>
     <w:uiPriority w:val="99"/>
     <w:pPr>
       <w:pBdr/>
@@ -34194,9 +34369,9 @@
       </w:tcPr>
     </w:tblStylePr>
   </w:style>
-  <w:style w:type="table" w:styleId="806">
+  <w:style w:type="table" w:styleId="828">
     <w:name w:val="List Table 6 Colorful - Accent 4"/>
-    <w:basedOn w:val="897"/>
+    <w:basedOn w:val="919"/>
     <w:uiPriority w:val="99"/>
     <w:pPr>
       <w:pBdr/>
@@ -34417,9 +34592,9 @@
       </w:tcPr>
     </w:tblStylePr>
   </w:style>
-  <w:style w:type="table" w:styleId="807">
+  <w:style w:type="table" w:styleId="829">
     <w:name w:val="List Table 6 Colorful - Accent 5"/>
-    <w:basedOn w:val="897"/>
+    <w:basedOn w:val="919"/>
     <w:uiPriority w:val="99"/>
     <w:pPr>
       <w:pBdr/>
@@ -34640,9 +34815,9 @@
       </w:tcPr>
     </w:tblStylePr>
   </w:style>
-  <w:style w:type="table" w:styleId="808">
+  <w:style w:type="table" w:styleId="830">
     <w:name w:val="List Table 6 Colorful - Accent 6"/>
-    <w:basedOn w:val="897"/>
+    <w:basedOn w:val="919"/>
     <w:uiPriority w:val="99"/>
     <w:pPr>
       <w:pBdr/>
@@ -34863,9 +35038,9 @@
       </w:tcPr>
     </w:tblStylePr>
   </w:style>
-  <w:style w:type="table" w:styleId="809">
+  <w:style w:type="table" w:styleId="831">
     <w:name w:val="List Table 7 Colorful"/>
-    <w:basedOn w:val="897"/>
+    <w:basedOn w:val="919"/>
     <w:uiPriority w:val="99"/>
     <w:pPr>
       <w:pBdr/>
@@ -35119,9 +35294,9 @@
       </w:tcPr>
     </w:tblStylePr>
   </w:style>
-  <w:style w:type="table" w:styleId="810">
+  <w:style w:type="table" w:styleId="832">
     <w:name w:val="List Table 7 Colorful - Accent 1"/>
-    <w:basedOn w:val="897"/>
+    <w:basedOn w:val="919"/>
     <w:uiPriority w:val="99"/>
     <w:pPr>
       <w:pBdr/>
@@ -35375,9 +35550,9 @@
       </w:tcPr>
     </w:tblStylePr>
   </w:style>
-  <w:style w:type="table" w:styleId="811">
+  <w:style w:type="table" w:styleId="833">
     <w:name w:val="List Table 7 Colorful - Accent 2"/>
-    <w:basedOn w:val="897"/>
+    <w:basedOn w:val="919"/>
     <w:uiPriority w:val="99"/>
     <w:pPr>
       <w:pBdr/>
@@ -35631,9 +35806,9 @@
       </w:tcPr>
     </w:tblStylePr>
   </w:style>
-  <w:style w:type="table" w:styleId="812">
+  <w:style w:type="table" w:styleId="834">
     <w:name w:val="List Table 7 Colorful - Accent 3"/>
-    <w:basedOn w:val="897"/>
+    <w:basedOn w:val="919"/>
     <w:uiPriority w:val="99"/>
     <w:pPr>
       <w:pBdr/>
@@ -35887,9 +36062,9 @@
       </w:tcPr>
     </w:tblStylePr>
   </w:style>
-  <w:style w:type="table" w:styleId="813">
+  <w:style w:type="table" w:styleId="835">
     <w:name w:val="List Table 7 Colorful - Accent 4"/>
-    <w:basedOn w:val="897"/>
+    <w:basedOn w:val="919"/>
     <w:uiPriority w:val="99"/>
     <w:pPr>
       <w:pBdr/>
@@ -36143,9 +36318,9 @@
       </w:tcPr>
     </w:tblStylePr>
   </w:style>
-  <w:style w:type="table" w:styleId="814">
+  <w:style w:type="table" w:styleId="836">
     <w:name w:val="List Table 7 Colorful - Accent 5"/>
-    <w:basedOn w:val="897"/>
+    <w:basedOn w:val="919"/>
     <w:uiPriority w:val="99"/>
     <w:pPr>
       <w:pBdr/>
@@ -36399,9 +36574,9 @@
       </w:tcPr>
     </w:tblStylePr>
   </w:style>
-  <w:style w:type="table" w:styleId="815">
+  <w:style w:type="table" w:styleId="837">
     <w:name w:val="List Table 7 Colorful - Accent 6"/>
-    <w:basedOn w:val="897"/>
+    <w:basedOn w:val="919"/>
     <w:uiPriority w:val="99"/>
     <w:pPr>
       <w:pBdr/>
@@ -36655,9 +36830,9 @@
       </w:tcPr>
     </w:tblStylePr>
   </w:style>
-  <w:style w:type="table" w:styleId="816">
+  <w:style w:type="table" w:styleId="838">
     <w:name w:val="Lined - Accent"/>
-    <w:basedOn w:val="897"/>
+    <w:basedOn w:val="919"/>
     <w:uiPriority w:val="99"/>
     <w:pPr>
       <w:pBdr/>
@@ -36892,9 +37067,9 @@
       </w:tcPr>
     </w:tblStylePr>
   </w:style>
-  <w:style w:type="table" w:styleId="817">
+  <w:style w:type="table" w:styleId="839">
     <w:name w:val="Lined - Accent 1"/>
-    <w:basedOn w:val="897"/>
+    <w:basedOn w:val="919"/>
     <w:uiPriority w:val="99"/>
     <w:pPr>
       <w:pBdr/>
@@ -37129,9 +37304,9 @@
       </w:tcPr>
     </w:tblStylePr>
   </w:style>
-  <w:style w:type="table" w:styleId="818">
+  <w:style w:type="table" w:styleId="840">
     <w:name w:val="Lined - Accent 2"/>
-    <w:basedOn w:val="897"/>
+    <w:basedOn w:val="919"/>
     <w:uiPriority w:val="99"/>
     <w:pPr>
       <w:pBdr/>
@@ -37366,9 +37541,9 @@
       </w:tcPr>
     </w:tblStylePr>
   </w:style>
-  <w:style w:type="table" w:styleId="819">
+  <w:style w:type="table" w:styleId="841">
     <w:name w:val="Lined - Accent 3"/>
-    <w:basedOn w:val="897"/>
+    <w:basedOn w:val="919"/>
     <w:uiPriority w:val="99"/>
     <w:pPr>
       <w:pBdr/>
@@ -37603,9 +37778,9 @@
       </w:tcPr>
     </w:tblStylePr>
   </w:style>
-  <w:style w:type="table" w:styleId="820">
+  <w:style w:type="table" w:styleId="842">
     <w:name w:val="Lined - Accent 4"/>
-    <w:basedOn w:val="897"/>
+    <w:basedOn w:val="919"/>
     <w:uiPriority w:val="99"/>
     <w:pPr>
       <w:pBdr/>
@@ -37840,9 +38015,9 @@
       </w:tcPr>
     </w:tblStylePr>
   </w:style>
-  <w:style w:type="table" w:styleId="821">
+  <w:style w:type="table" w:styleId="843">
     <w:name w:val="Lined - Accent 5"/>
-    <w:basedOn w:val="897"/>
+    <w:basedOn w:val="919"/>
     <w:uiPriority w:val="99"/>
     <w:pPr>
       <w:pBdr/>
@@ -38077,9 +38252,9 @@
       </w:tcPr>
     </w:tblStylePr>
   </w:style>
-  <w:style w:type="table" w:styleId="822">
+  <w:style w:type="table" w:styleId="844">
     <w:name w:val="Lined - Accent 6"/>
-    <w:basedOn w:val="897"/>
+    <w:basedOn w:val="919"/>
     <w:uiPriority w:val="99"/>
     <w:pPr>
       <w:pBdr/>
@@ -38314,9 +38489,9 @@
       </w:tcPr>
     </w:tblStylePr>
   </w:style>
-  <w:style w:type="table" w:styleId="823">
+  <w:style w:type="table" w:styleId="845">
     <w:name w:val="Bordered &amp; Lined - Accent"/>
-    <w:basedOn w:val="897"/>
+    <w:basedOn w:val="919"/>
     <w:uiPriority w:val="99"/>
     <w:pPr>
       <w:pBdr/>
@@ -38558,9 +38733,9 @@
       </w:tcPr>
     </w:tblStylePr>
   </w:style>
-  <w:style w:type="table" w:styleId="824">
+  <w:style w:type="table" w:styleId="846">
     <w:name w:val="Bordered &amp; Lined - Accent 1"/>
-    <w:basedOn w:val="897"/>
+    <w:basedOn w:val="919"/>
     <w:uiPriority w:val="99"/>
     <w:pPr>
       <w:pBdr/>
@@ -38802,9 +38977,9 @@
       </w:tcPr>
     </w:tblStylePr>
   </w:style>
-  <w:style w:type="table" w:styleId="825">
+  <w:style w:type="table" w:styleId="847">
     <w:name w:val="Bordered &amp; Lined - Accent 2"/>
-    <w:basedOn w:val="897"/>
+    <w:basedOn w:val="919"/>
     <w:uiPriority w:val="99"/>
     <w:pPr>
       <w:pBdr/>
@@ -39046,9 +39221,9 @@
       </w:tcPr>
     </w:tblStylePr>
   </w:style>
-  <w:style w:type="table" w:styleId="826">
+  <w:style w:type="table" w:styleId="848">
     <w:name w:val="Bordered &amp; Lined - Accent 3"/>
-    <w:basedOn w:val="897"/>
+    <w:basedOn w:val="919"/>
     <w:uiPriority w:val="99"/>
     <w:pPr>
       <w:pBdr/>
@@ -39290,9 +39465,9 @@
       </w:tcPr>
     </w:tblStylePr>
   </w:style>
-  <w:style w:type="table" w:styleId="827">
+  <w:style w:type="table" w:styleId="849">
     <w:name w:val="Bordered &amp; Lined - Accent 4"/>
-    <w:basedOn w:val="897"/>
+    <w:basedOn w:val="919"/>
     <w:uiPriority w:val="99"/>
     <w:pPr>
       <w:pBdr/>
@@ -39534,9 +39709,9 @@
       </w:tcPr>
     </w:tblStylePr>
   </w:style>
-  <w:style w:type="table" w:styleId="828">
+  <w:style w:type="table" w:styleId="850">
     <w:name w:val="Bordered &amp; Lined - Accent 5"/>
-    <w:basedOn w:val="897"/>
+    <w:basedOn w:val="919"/>
     <w:uiPriority w:val="99"/>
     <w:pPr>
       <w:pBdr/>
@@ -39778,9 +39953,9 @@
       </w:tcPr>
     </w:tblStylePr>
   </w:style>
-  <w:style w:type="table" w:styleId="829">
+  <w:style w:type="table" w:styleId="851">
     <w:name w:val="Bordered &amp; Lined - Accent 6"/>
-    <w:basedOn w:val="897"/>
+    <w:basedOn w:val="919"/>
     <w:uiPriority w:val="99"/>
     <w:pPr>
       <w:pBdr/>
@@ -40022,9 +40197,9 @@
       </w:tcPr>
     </w:tblStylePr>
   </w:style>
-  <w:style w:type="table" w:styleId="830">
+  <w:style w:type="table" w:styleId="852">
     <w:name w:val="Bordered"/>
-    <w:basedOn w:val="897"/>
+    <w:basedOn w:val="919"/>
     <w:uiPriority w:val="99"/>
     <w:pPr>
       <w:pBdr/>
@@ -40253,9 +40428,9 @@
       </w:tcPr>
     </w:tblStylePr>
   </w:style>
-  <w:style w:type="table" w:styleId="831">
+  <w:style w:type="table" w:styleId="853">
     <w:name w:val="Bordered - Accent 1"/>
-    <w:basedOn w:val="897"/>
+    <w:basedOn w:val="919"/>
     <w:uiPriority w:val="99"/>
     <w:pPr>
       <w:pBdr/>
@@ -40484,9 +40659,9 @@
       </w:tcPr>
     </w:tblStylePr>
   </w:style>
-  <w:style w:type="table" w:styleId="832">
+  <w:style w:type="table" w:styleId="854">
     <w:name w:val="Bordered - Accent 2"/>
-    <w:basedOn w:val="897"/>
+    <w:basedOn w:val="919"/>
     <w:uiPriority w:val="99"/>
     <w:pPr>
       <w:pBdr/>
@@ -40715,9 +40890,9 @@
       </w:tcPr>
     </w:tblStylePr>
   </w:style>
-  <w:style w:type="table" w:styleId="833">
+  <w:style w:type="table" w:styleId="855">
     <w:name w:val="Bordered - Accent 3"/>
-    <w:basedOn w:val="897"/>
+    <w:basedOn w:val="919"/>
     <w:uiPriority w:val="99"/>
     <w:pPr>
       <w:pBdr/>
@@ -40946,9 +41121,9 @@
       </w:tcPr>
     </w:tblStylePr>
   </w:style>
-  <w:style w:type="table" w:styleId="834">
+  <w:style w:type="table" w:styleId="856">
     <w:name w:val="Bordered - Accent 4"/>
-    <w:basedOn w:val="897"/>
+    <w:basedOn w:val="919"/>
     <w:uiPriority w:val="99"/>
     <w:pPr>
       <w:pBdr/>
@@ -41177,9 +41352,9 @@
       </w:tcPr>
     </w:tblStylePr>
   </w:style>
-  <w:style w:type="table" w:styleId="835">
+  <w:style w:type="table" w:styleId="857">
     <w:name w:val="Bordered - Accent 5"/>
-    <w:basedOn w:val="897"/>
+    <w:basedOn w:val="919"/>
     <w:uiPriority w:val="99"/>
     <w:pPr>
       <w:pBdr/>
@@ -41408,9 +41583,9 @@
       </w:tcPr>
     </w:tblStylePr>
   </w:style>
-  <w:style w:type="table" w:styleId="836">
+  <w:style w:type="table" w:styleId="858">
     <w:name w:val="Bordered - Accent 6"/>
-    <w:basedOn w:val="897"/>
+    <w:basedOn w:val="919"/>
     <w:uiPriority w:val="99"/>
     <w:pPr>
       <w:pBdr/>
@@ -41639,11 +41814,11 @@
       </w:tcPr>
     </w:tblStylePr>
   </w:style>
-  <w:style w:type="paragraph" w:styleId="837">
+  <w:style w:type="paragraph" w:styleId="859">
     <w:name w:val="Heading 1"/>
-    <w:basedOn w:val="896"/>
-    <w:next w:val="896"/>
-    <w:link w:val="847"/>
+    <w:basedOn w:val="918"/>
+    <w:next w:val="918"/>
+    <w:link w:val="869"/>
     <w:uiPriority w:val="9"/>
     <w:qFormat/>
     <w:pPr>
@@ -41661,11 +41836,11 @@
       <w:szCs w:val="40"/>
     </w:rPr>
   </w:style>
-  <w:style w:type="paragraph" w:styleId="838">
+  <w:style w:type="paragraph" w:styleId="860">
     <w:name w:val="Heading 2"/>
-    <w:basedOn w:val="896"/>
-    <w:next w:val="896"/>
-    <w:link w:val="848"/>
+    <w:basedOn w:val="918"/>
+    <w:next w:val="918"/>
+    <w:link w:val="870"/>
     <w:uiPriority w:val="9"/>
     <w:unhideWhenUsed/>
     <w:qFormat/>
@@ -41684,11 +41859,11 @@
       <w:szCs w:val="32"/>
     </w:rPr>
   </w:style>
-  <w:style w:type="paragraph" w:styleId="839">
+  <w:style w:type="paragraph" w:styleId="861">
     <w:name w:val="Heading 3"/>
-    <w:basedOn w:val="896"/>
-    <w:next w:val="896"/>
-    <w:link w:val="849"/>
+    <w:basedOn w:val="918"/>
+    <w:next w:val="918"/>
+    <w:link w:val="871"/>
     <w:uiPriority w:val="9"/>
     <w:unhideWhenUsed/>
     <w:qFormat/>
@@ -41707,11 +41882,11 @@
       <w:szCs w:val="28"/>
     </w:rPr>
   </w:style>
-  <w:style w:type="paragraph" w:styleId="840">
+  <w:style w:type="paragraph" w:styleId="862">
     <w:name w:val="Heading 4"/>
-    <w:basedOn w:val="896"/>
-    <w:next w:val="896"/>
-    <w:link w:val="850"/>
+    <w:basedOn w:val="918"/>
+    <w:next w:val="918"/>
+    <w:link w:val="872"/>
     <w:uiPriority w:val="9"/>
     <w:unhideWhenUsed/>
     <w:qFormat/>
@@ -41730,11 +41905,11 @@
       <w:color w:val="0f4761" w:themeColor="accent1" w:themeShade="BF"/>
     </w:rPr>
   </w:style>
-  <w:style w:type="paragraph" w:styleId="841">
+  <w:style w:type="paragraph" w:styleId="863">
     <w:name w:val="Heading 5"/>
-    <w:basedOn w:val="896"/>
-    <w:next w:val="896"/>
-    <w:link w:val="851"/>
+    <w:basedOn w:val="918"/>
+    <w:next w:val="918"/>
+    <w:link w:val="873"/>
     <w:uiPriority w:val="9"/>
     <w:unhideWhenUsed/>
     <w:qFormat/>
@@ -41751,11 +41926,11 @@
       <w:color w:val="0f4761" w:themeColor="accent1" w:themeShade="BF"/>
     </w:rPr>
   </w:style>
-  <w:style w:type="paragraph" w:styleId="842">
+  <w:style w:type="paragraph" w:styleId="864">
     <w:name w:val="Heading 6"/>
-    <w:basedOn w:val="896"/>
-    <w:next w:val="896"/>
-    <w:link w:val="852"/>
+    <w:basedOn w:val="918"/>
+    <w:next w:val="918"/>
+    <w:link w:val="874"/>
     <w:uiPriority w:val="9"/>
     <w:unhideWhenUsed/>
     <w:qFormat/>
@@ -41774,11 +41949,11 @@
       <w:color w:val="595959" w:themeColor="text1" w:themeTint="A6"/>
     </w:rPr>
   </w:style>
-  <w:style w:type="paragraph" w:styleId="843">
+  <w:style w:type="paragraph" w:styleId="865">
     <w:name w:val="Heading 7"/>
-    <w:basedOn w:val="896"/>
-    <w:next w:val="896"/>
-    <w:link w:val="853"/>
+    <w:basedOn w:val="918"/>
+    <w:next w:val="918"/>
+    <w:link w:val="875"/>
     <w:uiPriority w:val="9"/>
     <w:unhideWhenUsed/>
     <w:qFormat/>
@@ -41795,11 +41970,11 @@
       <w:color w:val="595959" w:themeColor="text1" w:themeTint="A6"/>
     </w:rPr>
   </w:style>
-  <w:style w:type="paragraph" w:styleId="844">
+  <w:style w:type="paragraph" w:styleId="866">
     <w:name w:val="Heading 8"/>
-    <w:basedOn w:val="896"/>
-    <w:next w:val="896"/>
-    <w:link w:val="854"/>
+    <w:basedOn w:val="918"/>
+    <w:next w:val="918"/>
+    <w:link w:val="876"/>
     <w:uiPriority w:val="9"/>
     <w:unhideWhenUsed/>
     <w:qFormat/>
@@ -41818,11 +41993,11 @@
       <w:color w:val="272727" w:themeColor="text1" w:themeTint="D8"/>
     </w:rPr>
   </w:style>
-  <w:style w:type="paragraph" w:styleId="845">
+  <w:style w:type="paragraph" w:styleId="867">
     <w:name w:val="Heading 9"/>
-    <w:basedOn w:val="896"/>
-    <w:next w:val="896"/>
-    <w:link w:val="855"/>
+    <w:basedOn w:val="918"/>
+    <w:next w:val="918"/>
+    <w:link w:val="877"/>
     <w:uiPriority w:val="9"/>
     <w:unhideWhenUsed/>
     <w:qFormat/>
@@ -41841,7 +42016,7 @@
       <w:color w:val="272727" w:themeColor="text1" w:themeTint="D8"/>
     </w:rPr>
   </w:style>
-  <w:style w:type="character" w:styleId="846" w:default="1">
+  <w:style w:type="character" w:styleId="868" w:default="1">
     <w:name w:val="Default Paragraph Font"/>
     <w:uiPriority w:val="1"/>
     <w:semiHidden/>
@@ -41852,10 +42027,10 @@
       <w:ind/>
     </w:pPr>
   </w:style>
-  <w:style w:type="character" w:styleId="847">
+  <w:style w:type="character" w:styleId="869">
     <w:name w:val="Heading 1 Char"/>
-    <w:basedOn w:val="846"/>
-    <w:link w:val="837"/>
+    <w:basedOn w:val="868"/>
+    <w:link w:val="859"/>
     <w:uiPriority w:val="9"/>
     <w:pPr>
       <w:pBdr/>
@@ -41869,10 +42044,10 @@
       <w:szCs w:val="40"/>
     </w:rPr>
   </w:style>
-  <w:style w:type="character" w:styleId="848">
+  <w:style w:type="character" w:styleId="870">
     <w:name w:val="Heading 2 Char"/>
-    <w:basedOn w:val="846"/>
-    <w:link w:val="838"/>
+    <w:basedOn w:val="868"/>
+    <w:link w:val="860"/>
     <w:uiPriority w:val="9"/>
     <w:pPr>
       <w:pBdr/>
@@ -41886,10 +42061,10 @@
       <w:szCs w:val="32"/>
     </w:rPr>
   </w:style>
-  <w:style w:type="character" w:styleId="849">
+  <w:style w:type="character" w:styleId="871">
     <w:name w:val="Heading 3 Char"/>
-    <w:basedOn w:val="846"/>
-    <w:link w:val="839"/>
+    <w:basedOn w:val="868"/>
+    <w:link w:val="861"/>
     <w:uiPriority w:val="9"/>
     <w:pPr>
       <w:pBdr/>
@@ -41903,10 +42078,10 @@
       <w:szCs w:val="28"/>
     </w:rPr>
   </w:style>
-  <w:style w:type="character" w:styleId="850">
+  <w:style w:type="character" w:styleId="872">
     <w:name w:val="Heading 4 Char"/>
-    <w:basedOn w:val="846"/>
-    <w:link w:val="840"/>
+    <w:basedOn w:val="868"/>
+    <w:link w:val="862"/>
     <w:uiPriority w:val="9"/>
     <w:pPr>
       <w:pBdr/>
@@ -41920,10 +42095,10 @@
       <w:color w:val="0f4761" w:themeColor="accent1" w:themeShade="BF"/>
     </w:rPr>
   </w:style>
-  <w:style w:type="character" w:styleId="851">
+  <w:style w:type="character" w:styleId="873">
     <w:name w:val="Heading 5 Char"/>
-    <w:basedOn w:val="846"/>
-    <w:link w:val="841"/>
+    <w:basedOn w:val="868"/>
+    <w:link w:val="863"/>
     <w:uiPriority w:val="9"/>
     <w:pPr>
       <w:pBdr/>
@@ -41935,10 +42110,10 @@
       <w:color w:val="0f4761" w:themeColor="accent1" w:themeShade="BF"/>
     </w:rPr>
   </w:style>
-  <w:style w:type="character" w:styleId="852">
+  <w:style w:type="character" w:styleId="874">
     <w:name w:val="Heading 6 Char"/>
-    <w:basedOn w:val="846"/>
-    <w:link w:val="842"/>
+    <w:basedOn w:val="868"/>
+    <w:link w:val="864"/>
     <w:uiPriority w:val="9"/>
     <w:pPr>
       <w:pBdr/>
@@ -41952,10 +42127,10 @@
       <w:color w:val="595959" w:themeColor="text1" w:themeTint="A6"/>
     </w:rPr>
   </w:style>
-  <w:style w:type="character" w:styleId="853">
+  <w:style w:type="character" w:styleId="875">
     <w:name w:val="Heading 7 Char"/>
-    <w:basedOn w:val="846"/>
-    <w:link w:val="843"/>
+    <w:basedOn w:val="868"/>
+    <w:link w:val="865"/>
     <w:uiPriority w:val="9"/>
     <w:pPr>
       <w:pBdr/>
@@ -41967,10 +42142,10 @@
       <w:color w:val="595959" w:themeColor="text1" w:themeTint="A6"/>
     </w:rPr>
   </w:style>
-  <w:style w:type="character" w:styleId="854">
+  <w:style w:type="character" w:styleId="876">
     <w:name w:val="Heading 8 Char"/>
-    <w:basedOn w:val="846"/>
-    <w:link w:val="844"/>
+    <w:basedOn w:val="868"/>
+    <w:link w:val="866"/>
     <w:uiPriority w:val="9"/>
     <w:pPr>
       <w:pBdr/>
@@ -41984,10 +42159,10 @@
       <w:color w:val="272727" w:themeColor="text1" w:themeTint="D8"/>
     </w:rPr>
   </w:style>
-  <w:style w:type="character" w:styleId="855">
+  <w:style w:type="character" w:styleId="877">
     <w:name w:val="Heading 9 Char"/>
-    <w:basedOn w:val="846"/>
-    <w:link w:val="845"/>
+    <w:basedOn w:val="868"/>
+    <w:link w:val="867"/>
     <w:uiPriority w:val="9"/>
     <w:pPr>
       <w:pBdr/>
@@ -42001,11 +42176,11 @@
       <w:color w:val="272727" w:themeColor="text1" w:themeTint="D8"/>
     </w:rPr>
   </w:style>
-  <w:style w:type="paragraph" w:styleId="856">
+  <w:style w:type="paragraph" w:styleId="878">
     <w:name w:val="Title"/>
-    <w:basedOn w:val="896"/>
-    <w:next w:val="896"/>
-    <w:link w:val="857"/>
+    <w:basedOn w:val="918"/>
+    <w:next w:val="918"/>
+    <w:link w:val="879"/>
     <w:uiPriority w:val="10"/>
     <w:qFormat/>
     <w:pPr>
@@ -42021,10 +42196,10 @@
       <w:szCs w:val="56"/>
     </w:rPr>
   </w:style>
-  <w:style w:type="character" w:styleId="857">
+  <w:style w:type="character" w:styleId="879">
     <w:name w:val="Title Char"/>
-    <w:basedOn w:val="846"/>
-    <w:link w:val="856"/>
+    <w:basedOn w:val="868"/>
+    <w:link w:val="878"/>
     <w:uiPriority w:val="10"/>
     <w:pPr>
       <w:pBdr/>
@@ -42038,11 +42213,11 @@
       <w:szCs w:val="56"/>
     </w:rPr>
   </w:style>
-  <w:style w:type="paragraph" w:styleId="858">
+  <w:style w:type="paragraph" w:styleId="880">
     <w:name w:val="Subtitle"/>
-    <w:basedOn w:val="896"/>
-    <w:next w:val="896"/>
-    <w:link w:val="859"/>
+    <w:basedOn w:val="918"/>
+    <w:next w:val="918"/>
+    <w:link w:val="881"/>
     <w:uiPriority w:val="11"/>
     <w:qFormat/>
     <w:pPr>
@@ -42060,10 +42235,10 @@
       <w:szCs w:val="28"/>
     </w:rPr>
   </w:style>
-  <w:style w:type="character" w:styleId="859">
+  <w:style w:type="character" w:styleId="881">
     <w:name w:val="Subtitle Char"/>
-    <w:basedOn w:val="846"/>
-    <w:link w:val="858"/>
+    <w:basedOn w:val="868"/>
+    <w:link w:val="880"/>
     <w:uiPriority w:val="11"/>
     <w:pPr>
       <w:pBdr/>
@@ -42077,11 +42252,11 @@
       <w:szCs w:val="28"/>
     </w:rPr>
   </w:style>
-  <w:style w:type="paragraph" w:styleId="860">
+  <w:style w:type="paragraph" w:styleId="882">
     <w:name w:val="Quote"/>
-    <w:basedOn w:val="896"/>
-    <w:next w:val="896"/>
-    <w:link w:val="861"/>
+    <w:basedOn w:val="918"/>
+    <w:next w:val="918"/>
+    <w:link w:val="883"/>
     <w:uiPriority w:val="29"/>
     <w:qFormat/>
     <w:pPr>
@@ -42096,10 +42271,10 @@
       <w:color w:val="404040" w:themeColor="text1" w:themeTint="BF"/>
     </w:rPr>
   </w:style>
-  <w:style w:type="character" w:styleId="861">
+  <w:style w:type="character" w:styleId="883">
     <w:name w:val="Quote Char"/>
-    <w:basedOn w:val="846"/>
-    <w:link w:val="860"/>
+    <w:basedOn w:val="868"/>
+    <w:link w:val="882"/>
     <w:uiPriority w:val="29"/>
     <w:pPr>
       <w:pBdr/>
@@ -42112,9 +42287,9 @@
       <w:color w:val="404040" w:themeColor="text1" w:themeTint="BF"/>
     </w:rPr>
   </w:style>
-  <w:style w:type="character" w:styleId="862">
+  <w:style w:type="character" w:styleId="884">
     <w:name w:val="Intense Emphasis"/>
-    <w:basedOn w:val="846"/>
+    <w:basedOn w:val="868"/>
     <w:uiPriority w:val="21"/>
     <w:qFormat/>
     <w:pPr>
@@ -42128,11 +42303,11 @@
       <w:color w:val="0f4761" w:themeColor="accent1" w:themeShade="BF"/>
     </w:rPr>
   </w:style>
-  <w:style w:type="paragraph" w:styleId="863">
+  <w:style w:type="paragraph" w:styleId="885">
     <w:name w:val="Intense Quote"/>
-    <w:basedOn w:val="896"/>
-    <w:next w:val="896"/>
-    <w:link w:val="864"/>
+    <w:basedOn w:val="918"/>
+    <w:next w:val="918"/>
+    <w:link w:val="886"/>
     <w:uiPriority w:val="30"/>
     <w:qFormat/>
     <w:pPr>
@@ -42150,10 +42325,10 @@
       <w:color w:val="0f4761" w:themeColor="accent1" w:themeShade="BF"/>
     </w:rPr>
   </w:style>
-  <w:style w:type="character" w:styleId="864">
+  <w:style w:type="character" w:styleId="886">
     <w:name w:val="Intense Quote Char"/>
-    <w:basedOn w:val="846"/>
-    <w:link w:val="863"/>
+    <w:basedOn w:val="868"/>
+    <w:link w:val="885"/>
     <w:uiPriority w:val="30"/>
     <w:pPr>
       <w:pBdr/>
@@ -42166,9 +42341,9 @@
       <w:color w:val="0f4761" w:themeColor="accent1" w:themeShade="BF"/>
     </w:rPr>
   </w:style>
-  <w:style w:type="character" w:styleId="865">
+  <w:style w:type="character" w:styleId="887">
     <w:name w:val="Intense Reference"/>
-    <w:basedOn w:val="846"/>
+    <w:basedOn w:val="868"/>
     <w:uiPriority w:val="32"/>
     <w:qFormat/>
     <w:pPr>
@@ -42184,9 +42359,9 @@
       <w:spacing w:val="5"/>
     </w:rPr>
   </w:style>
-  <w:style w:type="character" w:styleId="866">
+  <w:style w:type="character" w:styleId="888">
     <w:name w:val="Subtle Emphasis"/>
-    <w:basedOn w:val="846"/>
+    <w:basedOn w:val="868"/>
     <w:uiPriority w:val="19"/>
     <w:qFormat/>
     <w:pPr>
@@ -42200,9 +42375,9 @@
       <w:color w:val="404040" w:themeColor="text1" w:themeTint="BF"/>
     </w:rPr>
   </w:style>
-  <w:style w:type="character" w:styleId="867">
+  <w:style w:type="character" w:styleId="889">
     <w:name w:val="Emphasis"/>
-    <w:basedOn w:val="846"/>
+    <w:basedOn w:val="868"/>
     <w:uiPriority w:val="20"/>
     <w:qFormat/>
     <w:pPr>
@@ -42215,9 +42390,9 @@
       <w:iCs/>
     </w:rPr>
   </w:style>
-  <w:style w:type="character" w:styleId="868">
+  <w:style w:type="character" w:styleId="890">
     <w:name w:val="Strong"/>
-    <w:basedOn w:val="846"/>
+    <w:basedOn w:val="868"/>
     <w:uiPriority w:val="22"/>
     <w:qFormat/>
     <w:pPr>
@@ -42230,9 +42405,9 @@
       <w:bCs/>
     </w:rPr>
   </w:style>
-  <w:style w:type="character" w:styleId="869">
+  <w:style w:type="character" w:styleId="891">
     <w:name w:val="Subtle Reference"/>
-    <w:basedOn w:val="846"/>
+    <w:basedOn w:val="868"/>
     <w:uiPriority w:val="31"/>
     <w:qFormat/>
     <w:pPr>
@@ -42245,9 +42420,9 @@
       <w:color w:val="5a5a5a" w:themeColor="text1" w:themeTint="A5"/>
     </w:rPr>
   </w:style>
-  <w:style w:type="character" w:styleId="870">
+  <w:style w:type="character" w:styleId="892">
     <w:name w:val="Book Title"/>
-    <w:basedOn w:val="846"/>
+    <w:basedOn w:val="868"/>
     <w:uiPriority w:val="33"/>
     <w:qFormat/>
     <w:pPr>
@@ -42263,10 +42438,10 @@
       <w:spacing w:val="5"/>
     </w:rPr>
   </w:style>
-  <w:style w:type="paragraph" w:styleId="871">
+  <w:style w:type="paragraph" w:styleId="893">
     <w:name w:val="Header"/>
-    <w:basedOn w:val="896"/>
-    <w:link w:val="872"/>
+    <w:basedOn w:val="918"/>
+    <w:link w:val="894"/>
     <w:uiPriority w:val="99"/>
     <w:unhideWhenUsed/>
     <w:pPr>
@@ -42279,10 +42454,10 @@
       <w:ind/>
     </w:pPr>
   </w:style>
-  <w:style w:type="character" w:styleId="872">
+  <w:style w:type="character" w:styleId="894">
     <w:name w:val="Header Char"/>
-    <w:basedOn w:val="846"/>
-    <w:link w:val="871"/>
+    <w:basedOn w:val="868"/>
+    <w:link w:val="893"/>
     <w:uiPriority w:val="99"/>
     <w:pPr>
       <w:pBdr/>
@@ -42290,10 +42465,10 @@
       <w:ind/>
     </w:pPr>
   </w:style>
-  <w:style w:type="paragraph" w:styleId="873">
+  <w:style w:type="paragraph" w:styleId="895">
     <w:name w:val="Footer"/>
-    <w:basedOn w:val="896"/>
-    <w:link w:val="874"/>
+    <w:basedOn w:val="918"/>
+    <w:link w:val="896"/>
     <w:uiPriority w:val="99"/>
     <w:unhideWhenUsed/>
     <w:pPr>
@@ -42306,10 +42481,10 @@
       <w:ind/>
     </w:pPr>
   </w:style>
-  <w:style w:type="character" w:styleId="874">
+  <w:style w:type="character" w:styleId="896">
     <w:name w:val="Footer Char"/>
-    <w:basedOn w:val="846"/>
-    <w:link w:val="873"/>
+    <w:basedOn w:val="868"/>
+    <w:link w:val="895"/>
     <w:uiPriority w:val="99"/>
     <w:pPr>
       <w:pBdr/>
@@ -42317,10 +42492,10 @@
       <w:ind/>
     </w:pPr>
   </w:style>
-  <w:style w:type="paragraph" w:styleId="875">
+  <w:style w:type="paragraph" w:styleId="897">
     <w:name w:val="Caption"/>
-    <w:basedOn w:val="896"/>
-    <w:next w:val="896"/>
+    <w:basedOn w:val="918"/>
+    <w:next w:val="918"/>
     <w:uiPriority w:val="35"/>
     <w:unhideWhenUsed/>
     <w:qFormat/>
@@ -42337,10 +42512,10 @@
       <w:szCs w:val="18"/>
     </w:rPr>
   </w:style>
-  <w:style w:type="paragraph" w:styleId="876">
+  <w:style w:type="paragraph" w:styleId="898">
     <w:name w:val="footnote text"/>
-    <w:basedOn w:val="896"/>
-    <w:link w:val="877"/>
+    <w:basedOn w:val="918"/>
+    <w:link w:val="899"/>
     <w:uiPriority w:val="99"/>
     <w:semiHidden/>
     <w:unhideWhenUsed/>
@@ -42354,10 +42529,10 @@
       <w:szCs w:val="20"/>
     </w:rPr>
   </w:style>
-  <w:style w:type="character" w:styleId="877">
+  <w:style w:type="character" w:styleId="899">
     <w:name w:val="Footnote Text Char"/>
-    <w:basedOn w:val="846"/>
-    <w:link w:val="876"/>
+    <w:basedOn w:val="868"/>
+    <w:link w:val="898"/>
     <w:uiPriority w:val="99"/>
     <w:semiHidden/>
     <w:pPr>
@@ -42370,9 +42545,9 @@
       <w:szCs w:val="20"/>
     </w:rPr>
   </w:style>
-  <w:style w:type="character" w:styleId="878">
+  <w:style w:type="character" w:styleId="900">
     <w:name w:val="footnote reference"/>
-    <w:basedOn w:val="846"/>
+    <w:basedOn w:val="868"/>
     <w:uiPriority w:val="99"/>
     <w:semiHidden/>
     <w:unhideWhenUsed/>
@@ -42385,10 +42560,10 @@
       <w:vertAlign w:val="superscript"/>
     </w:rPr>
   </w:style>
-  <w:style w:type="paragraph" w:styleId="879">
+  <w:style w:type="paragraph" w:styleId="901">
     <w:name w:val="endnote text"/>
-    <w:basedOn w:val="896"/>
-    <w:link w:val="880"/>
+    <w:basedOn w:val="918"/>
+    <w:link w:val="902"/>
     <w:uiPriority w:val="99"/>
     <w:semiHidden/>
     <w:unhideWhenUsed/>
@@ -42402,10 +42577,10 @@
       <w:szCs w:val="20"/>
     </w:rPr>
   </w:style>
-  <w:style w:type="character" w:styleId="880">
+  <w:style w:type="character" w:styleId="902">
     <w:name w:val="Endnote Text Char"/>
-    <w:basedOn w:val="846"/>
-    <w:link w:val="879"/>
+    <w:basedOn w:val="868"/>
+    <w:link w:val="901"/>
     <w:uiPriority w:val="99"/>
     <w:semiHidden/>
     <w:pPr>
@@ -42418,9 +42593,9 @@
       <w:szCs w:val="20"/>
     </w:rPr>
   </w:style>
-  <w:style w:type="character" w:styleId="881">
+  <w:style w:type="character" w:styleId="903">
     <w:name w:val="endnote reference"/>
-    <w:basedOn w:val="846"/>
+    <w:basedOn w:val="868"/>
     <w:uiPriority w:val="99"/>
     <w:semiHidden/>
     <w:unhideWhenUsed/>
@@ -42433,9 +42608,9 @@
       <w:vertAlign w:val="superscript"/>
     </w:rPr>
   </w:style>
-  <w:style w:type="character" w:styleId="882">
+  <w:style w:type="character" w:styleId="904">
     <w:name w:val="Hyperlink"/>
-    <w:basedOn w:val="846"/>
+    <w:basedOn w:val="868"/>
     <w:uiPriority w:val="99"/>
     <w:unhideWhenUsed/>
     <w:pPr>
@@ -42448,9 +42623,9 @@
       <w:u w:val="single"/>
     </w:rPr>
   </w:style>
-  <w:style w:type="character" w:styleId="883">
+  <w:style w:type="character" w:styleId="905">
     <w:name w:val="FollowedHyperlink"/>
-    <w:basedOn w:val="846"/>
+    <w:basedOn w:val="868"/>
     <w:uiPriority w:val="99"/>
     <w:semiHidden/>
     <w:unhideWhenUsed/>
@@ -42464,10 +42639,10 @@
       <w:u w:val="single"/>
     </w:rPr>
   </w:style>
-  <w:style w:type="paragraph" w:styleId="884">
+  <w:style w:type="paragraph" w:styleId="906">
     <w:name w:val="toc 1"/>
-    <w:basedOn w:val="896"/>
-    <w:next w:val="896"/>
+    <w:basedOn w:val="918"/>
+    <w:next w:val="918"/>
     <w:uiPriority w:val="39"/>
     <w:unhideWhenUsed/>
     <w:pPr>
@@ -42476,10 +42651,10 @@
       <w:ind/>
     </w:pPr>
   </w:style>
-  <w:style w:type="paragraph" w:styleId="885">
+  <w:style w:type="paragraph" w:styleId="907">
     <w:name w:val="toc 2"/>
-    <w:basedOn w:val="896"/>
-    <w:next w:val="896"/>
+    <w:basedOn w:val="918"/>
+    <w:next w:val="918"/>
     <w:uiPriority w:val="39"/>
     <w:unhideWhenUsed/>
     <w:pPr>
@@ -42488,10 +42663,10 @@
       <w:ind w:left="220"/>
     </w:pPr>
   </w:style>
-  <w:style w:type="paragraph" w:styleId="886">
+  <w:style w:type="paragraph" w:styleId="908">
     <w:name w:val="toc 3"/>
-    <w:basedOn w:val="896"/>
-    <w:next w:val="896"/>
+    <w:basedOn w:val="918"/>
+    <w:next w:val="918"/>
     <w:uiPriority w:val="39"/>
     <w:unhideWhenUsed/>
     <w:pPr>
@@ -42500,10 +42675,10 @@
       <w:ind w:left="440"/>
     </w:pPr>
   </w:style>
-  <w:style w:type="paragraph" w:styleId="887">
+  <w:style w:type="paragraph" w:styleId="909">
     <w:name w:val="toc 4"/>
-    <w:basedOn w:val="896"/>
-    <w:next w:val="896"/>
+    <w:basedOn w:val="918"/>
+    <w:next w:val="918"/>
     <w:uiPriority w:val="39"/>
     <w:unhideWhenUsed/>
     <w:pPr>
@@ -42512,10 +42687,10 @@
       <w:ind w:left="660"/>
     </w:pPr>
   </w:style>
-  <w:style w:type="paragraph" w:styleId="888">
+  <w:style w:type="paragraph" w:styleId="910">
     <w:name w:val="toc 5"/>
-    <w:basedOn w:val="896"/>
-    <w:next w:val="896"/>
+    <w:basedOn w:val="918"/>
+    <w:next w:val="918"/>
     <w:uiPriority w:val="39"/>
     <w:unhideWhenUsed/>
     <w:pPr>
@@ -42524,10 +42699,10 @@
       <w:ind w:left="880"/>
     </w:pPr>
   </w:style>
-  <w:style w:type="paragraph" w:styleId="889">
+  <w:style w:type="paragraph" w:styleId="911">
     <w:name w:val="toc 6"/>
-    <w:basedOn w:val="896"/>
-    <w:next w:val="896"/>
+    <w:basedOn w:val="918"/>
+    <w:next w:val="918"/>
     <w:uiPriority w:val="39"/>
     <w:unhideWhenUsed/>
     <w:pPr>
@@ -42536,10 +42711,10 @@
       <w:ind w:left="1100"/>
     </w:pPr>
   </w:style>
-  <w:style w:type="paragraph" w:styleId="890">
+  <w:style w:type="paragraph" w:styleId="912">
     <w:name w:val="toc 7"/>
-    <w:basedOn w:val="896"/>
-    <w:next w:val="896"/>
+    <w:basedOn w:val="918"/>
+    <w:next w:val="918"/>
     <w:uiPriority w:val="39"/>
     <w:unhideWhenUsed/>
     <w:pPr>
@@ -42548,10 +42723,10 @@
       <w:ind w:left="1320"/>
     </w:pPr>
   </w:style>
-  <w:style w:type="paragraph" w:styleId="891">
+  <w:style w:type="paragraph" w:styleId="913">
     <w:name w:val="toc 8"/>
-    <w:basedOn w:val="896"/>
-    <w:next w:val="896"/>
+    <w:basedOn w:val="918"/>
+    <w:next w:val="918"/>
     <w:uiPriority w:val="39"/>
     <w:unhideWhenUsed/>
     <w:pPr>
@@ -42560,10 +42735,10 @@
       <w:ind w:left="1540"/>
     </w:pPr>
   </w:style>
-  <w:style w:type="paragraph" w:styleId="892">
+  <w:style w:type="paragraph" w:styleId="914">
     <w:name w:val="toc 9"/>
-    <w:basedOn w:val="896"/>
-    <w:next w:val="896"/>
+    <w:basedOn w:val="918"/>
+    <w:next w:val="918"/>
     <w:uiPriority w:val="39"/>
     <w:unhideWhenUsed/>
     <w:pPr>
@@ -42572,9 +42747,9 @@
       <w:ind w:left="1760"/>
     </w:pPr>
   </w:style>
-  <w:style w:type="character" w:styleId="893">
+  <w:style w:type="character" w:styleId="915">
     <w:name w:val="Placeholder Text"/>
-    <w:basedOn w:val="846"/>
+    <w:basedOn w:val="868"/>
     <w:uiPriority w:val="99"/>
     <w:semiHidden/>
     <w:pPr>
@@ -42586,7 +42761,7 @@
       <w:color w:val="666666"/>
     </w:rPr>
   </w:style>
-  <w:style w:type="paragraph" w:styleId="894">
+  <w:style w:type="paragraph" w:styleId="916">
     <w:name w:val="TOC Heading"/>
     <w:uiPriority w:val="39"/>
     <w:unhideWhenUsed/>
@@ -42596,10 +42771,10 @@
       <w:ind/>
     </w:pPr>
   </w:style>
-  <w:style w:type="paragraph" w:styleId="895">
+  <w:style w:type="paragraph" w:styleId="917">
     <w:name w:val="table of figures"/>
-    <w:basedOn w:val="896"/>
-    <w:next w:val="896"/>
+    <w:basedOn w:val="918"/>
+    <w:next w:val="918"/>
     <w:uiPriority w:val="99"/>
     <w:unhideWhenUsed/>
     <w:pPr>
@@ -42608,7 +42783,7 @@
       <w:ind/>
     </w:pPr>
   </w:style>
-  <w:style w:type="paragraph" w:styleId="896" w:default="1">
+  <w:style w:type="paragraph" w:styleId="918" w:default="1">
     <w:name w:val="Normal"/>
     <w:qFormat/>
     <w:pPr>
@@ -42617,7 +42792,7 @@
       <w:ind/>
     </w:pPr>
   </w:style>
-  <w:style w:type="table" w:styleId="897" w:default="1">
+  <w:style w:type="table" w:styleId="919" w:default="1">
     <w:name w:val="Normal Table"/>
     <w:uiPriority w:val="99"/>
     <w:semiHidden/>
@@ -42810,7 +42985,7 @@
       </w:tcPr>
     </w:tblStylePr>
   </w:style>
-  <w:style w:type="numbering" w:styleId="898" w:default="1">
+  <w:style w:type="numbering" w:styleId="920" w:default="1">
     <w:name w:val="No List"/>
     <w:uiPriority w:val="99"/>
     <w:semiHidden/>
@@ -42821,9 +42996,9 @@
       <w:ind/>
     </w:pPr>
   </w:style>
-  <w:style w:type="paragraph" w:styleId="899">
+  <w:style w:type="paragraph" w:styleId="921">
     <w:name w:val="No Spacing"/>
-    <w:basedOn w:val="896"/>
+    <w:basedOn w:val="918"/>
     <w:uiPriority w:val="1"/>
     <w:qFormat/>
     <w:pPr>
@@ -42832,9 +43007,9 @@
       <w:ind/>
     </w:pPr>
   </w:style>
-  <w:style w:type="paragraph" w:styleId="900">
+  <w:style w:type="paragraph" w:styleId="922">
     <w:name w:val="List Paragraph"/>
-    <w:basedOn w:val="896"/>
+    <w:basedOn w:val="918"/>
     <w:uiPriority w:val="34"/>
     <w:qFormat/>
     <w:pPr>
